--- a/docs/sources/NAV-02.docx
+++ b/docs/sources/NAV-02.docx
@@ -423,7 +423,7 @@
                 <w:szCs w:val="17"/>
                 <w:rtl/>
               </w:rPr>
-              <w:t xml:space="preserve"> «إدارةُ الموقع» و«الحركة والتشغيل» — </w:t>
+              <w:t xml:space="preserve"> «إدارةُ الموقع» و«الموقع» — </w:t>
             </w:r>
             <w:r>
               <w:rPr>
@@ -1090,7 +1090,16 @@
                 <w:szCs w:val="17"/>
                 <w:rtl/>
               </w:rPr>
-              <w:t xml:space="preserve">تقويمٌ تحت `</w:t>
+              <w:t xml:space="preserve">**</w:t>
+            </w:r>
+            <w:r>
+              <w:rPr>
+                <w:rFonts w:ascii="Arial" w:cs="Arial" w:eastAsia="Arial" w:hAnsi="Arial"/>
+                <w:sz w:val="17"/>
+                <w:szCs w:val="17"/>
+                <w:rtl/>
+              </w:rPr>
+              <w:t xml:space="preserve">تدقيقٌ تاريخيٌّ للحالة السابقة </w:t>
             </w:r>
             <w:r>
               <w:rPr>
@@ -1099,25 +1108,7 @@
                 <w:szCs w:val="17"/>
                 <w:rtl w:val="false"/>
               </w:rPr>
-              <w:t xml:space="preserve">NAV-01</w:t>
-            </w:r>
-            <w:r>
-              <w:rPr>
-                <w:rFonts w:ascii="Arial" w:cs="Arial" w:eastAsia="Arial" w:hAnsi="Arial"/>
-                <w:sz w:val="17"/>
-                <w:szCs w:val="17"/>
-                <w:rtl/>
-              </w:rPr>
-              <w:t xml:space="preserve">`</w:t>
-            </w:r>
-            <w:r>
-              <w:rPr>
-                <w:rFonts w:ascii="Arial" w:cs="Arial" w:eastAsia="Arial" w:hAnsi="Arial"/>
-                <w:sz w:val="17"/>
-                <w:szCs w:val="17"/>
-                <w:rtl/>
-              </w:rPr>
-              <w:t xml:space="preserve">:</w:t>
+              <w:t xml:space="preserve">(As-Is</w:t>
             </w:r>
             <w:r>
               <w:rPr>
@@ -1133,72 +1124,108 @@
                 <w:rFonts w:ascii="Arial" w:cs="Arial" w:eastAsia="Arial" w:hAnsi="Arial"/>
                 <w:sz w:val="17"/>
                 <w:szCs w:val="17"/>
-                <w:rtl/>
-              </w:rPr>
-              <w:t xml:space="preserve">**</w:t>
-            </w:r>
-            <w:r>
-              <w:rPr>
-                <w:rFonts w:ascii="Arial" w:cs="Arial" w:eastAsia="Arial" w:hAnsi="Arial"/>
-                <w:sz w:val="17"/>
-                <w:szCs w:val="17"/>
-                <w:rtl/>
-              </w:rPr>
-              <w:t xml:space="preserve">يقيس ولا يعرّف</w:t>
-            </w:r>
-            <w:r>
-              <w:rPr>
-                <w:rFonts w:ascii="Arial" w:cs="Arial" w:eastAsia="Arial" w:hAnsi="Arial"/>
-                <w:sz w:val="17"/>
-                <w:szCs w:val="17"/>
-                <w:rtl/>
-              </w:rPr>
-              <w:t xml:space="preserve">**</w:t>
-            </w:r>
-            <w:r>
-              <w:rPr>
-                <w:rFonts w:ascii="Arial" w:cs="Arial" w:eastAsia="Arial" w:hAnsi="Arial"/>
-                <w:sz w:val="17"/>
-                <w:szCs w:val="17"/>
-                <w:rtl/>
-              </w:rPr>
-              <w:t xml:space="preserve"> — والأحكامُ والقواعدُ في `</w:t>
-            </w:r>
-            <w:r>
-              <w:rPr>
-                <w:rFonts w:ascii="Arial" w:cs="Arial" w:eastAsia="Arial" w:hAnsi="Arial"/>
-                <w:sz w:val="17"/>
-                <w:szCs w:val="17"/>
                 <w:rtl w:val="false"/>
               </w:rPr>
-              <w:t xml:space="preserve">NAV-01</w:t>
-            </w:r>
-            <w:r>
-              <w:rPr>
-                <w:rFonts w:ascii="Arial" w:cs="Arial" w:eastAsia="Arial" w:hAnsi="Arial"/>
-                <w:sz w:val="17"/>
-                <w:szCs w:val="17"/>
-                <w:rtl/>
-              </w:rPr>
-              <w:t xml:space="preserve">` و`</w:t>
-            </w:r>
-            <w:r>
-              <w:rPr>
-                <w:rFonts w:ascii="Arial" w:cs="Arial" w:eastAsia="Arial" w:hAnsi="Arial"/>
-                <w:sz w:val="17"/>
-                <w:szCs w:val="17"/>
-                <w:rtl w:val="false"/>
-              </w:rPr>
-              <w:t xml:space="preserve">SCR-02</w:t>
-            </w:r>
-            <w:r>
-              <w:rPr>
-                <w:rFonts w:ascii="Arial" w:cs="Arial" w:eastAsia="Arial" w:hAnsi="Arial"/>
-                <w:sz w:val="17"/>
-                <w:szCs w:val="17"/>
-                <w:rtl/>
-              </w:rPr>
-              <w:t xml:space="preserve">` كما هي</w:t>
+              <w:t xml:space="preserve">v3)</w:t>
+            </w:r>
+            <w:r>
+              <w:rPr>
+                <w:rFonts w:ascii="Arial" w:cs="Arial" w:eastAsia="Arial" w:hAnsi="Arial"/>
+                <w:sz w:val="17"/>
+                <w:szCs w:val="17"/>
+                <w:rtl/>
+              </w:rPr>
+              <w:t xml:space="preserve"> — ولا يُستعمل مصدرًا للبرمجة</w:t>
+            </w:r>
+            <w:r>
+              <w:rPr>
+                <w:rFonts w:ascii="Arial" w:cs="Arial" w:eastAsia="Arial" w:hAnsi="Arial"/>
+                <w:sz w:val="17"/>
+                <w:szCs w:val="17"/>
+                <w:rtl/>
+              </w:rPr>
+              <w:t xml:space="preserve">.**</w:t>
+            </w:r>
+            <w:r>
+              <w:rPr>
+                <w:rFonts w:ascii="Arial" w:cs="Arial" w:eastAsia="Arial" w:hAnsi="Arial"/>
+                <w:sz w:val="17"/>
+                <w:szCs w:val="17"/>
+                <w:rtl/>
+              </w:rPr>
+              <w:t xml:space="preserve"> فالبنيةُ المستهدفةُ في ملفِّ الترتيب المستهدف </w:t>
+            </w:r>
+            <w:r>
+              <w:rPr>
+                <w:rFonts w:ascii="Arial" w:cs="Arial" w:eastAsia="Arial" w:hAnsi="Arial"/>
+                <w:sz w:val="17"/>
+                <w:szCs w:val="17"/>
+                <w:rtl/>
+              </w:rPr>
+              <w:t xml:space="preserve">·</w:t>
+            </w:r>
+            <w:r>
+              <w:rPr>
+                <w:rFonts w:ascii="Arial" w:cs="Arial" w:eastAsia="Arial" w:hAnsi="Arial"/>
+                <w:sz w:val="17"/>
+                <w:szCs w:val="17"/>
+                <w:rtl/>
+              </w:rPr>
+              <w:t xml:space="preserve"> </w:t>
+            </w:r>
+            <w:r>
+              <w:rPr>
+                <w:rFonts w:ascii="Arial" w:cs="Arial" w:eastAsia="Arial" w:hAnsi="Arial"/>
+                <w:sz w:val="17"/>
+                <w:szCs w:val="17"/>
+                <w:rtl/>
+              </w:rPr>
+              <w:t xml:space="preserve">**</w:t>
+            </w:r>
+            <w:r>
+              <w:rPr>
+                <w:rFonts w:ascii="Arial" w:cs="Arial" w:eastAsia="Arial" w:hAnsi="Arial"/>
+                <w:sz w:val="17"/>
+                <w:szCs w:val="17"/>
+                <w:rtl/>
+              </w:rPr>
+              <w:t xml:space="preserve">وهذه توثّق ما كان وتُثبت لماذا تغيّر</w:t>
+            </w:r>
+            <w:r>
+              <w:rPr>
+                <w:rFonts w:ascii="Arial" w:cs="Arial" w:eastAsia="Arial" w:hAnsi="Arial"/>
+                <w:sz w:val="17"/>
+                <w:szCs w:val="17"/>
+                <w:rtl/>
+              </w:rPr>
+              <w:t xml:space="preserve">**</w:t>
+            </w:r>
+            <w:r>
+              <w:rPr>
+                <w:rFonts w:ascii="Arial" w:cs="Arial" w:eastAsia="Arial" w:hAnsi="Arial"/>
+                <w:sz w:val="17"/>
+                <w:szCs w:val="17"/>
+                <w:rtl/>
+              </w:rPr>
+              <w:t xml:space="preserve"> </w:t>
+            </w:r>
+            <w:r>
+              <w:rPr>
+                <w:rFonts w:ascii="Arial" w:cs="Arial" w:eastAsia="Arial" w:hAnsi="Arial"/>
+                <w:sz w:val="17"/>
+                <w:szCs w:val="17"/>
+                <w:rtl/>
+              </w:rPr>
+              <w:t xml:space="preserve">·</w:t>
+            </w:r>
+            <w:r>
+              <w:rPr>
+                <w:rFonts w:ascii="Arial" w:cs="Arial" w:eastAsia="Arial" w:hAnsi="Arial"/>
+                <w:sz w:val="17"/>
+                <w:szCs w:val="17"/>
+                <w:rtl/>
+              </w:rPr>
+              <w:t xml:space="preserve"> ولا تُحدَّث كلما تغيّر التصميمُ فيختلط التاريخُ بالمستهدف</w:t>
             </w:r>
           </w:p>
         </w:tc>
@@ -1348,7 +1375,97 @@
                 <w:szCs w:val="17"/>
                 <w:rtl/>
               </w:rPr>
-              <w:t xml:space="preserve">نافذةٌ — ولا تُعتمد قائمةُ إدارةٍ حتى تبلغ سبعًا من عشرة</w:t>
+              <w:t xml:space="preserve">**</w:t>
+            </w:r>
+            <w:r>
+              <w:rPr>
+                <w:rFonts w:ascii="Arial" w:cs="Arial" w:eastAsia="Arial" w:hAnsi="Arial"/>
+                <w:sz w:val="17"/>
+                <w:szCs w:val="17"/>
+                <w:rtl/>
+              </w:rPr>
+              <w:t xml:space="preserve">مغلقةٌ عند تاريخ القياس</w:t>
+            </w:r>
+            <w:r>
+              <w:rPr>
+                <w:rFonts w:ascii="Arial" w:cs="Arial" w:eastAsia="Arial" w:hAnsi="Arial"/>
+                <w:sz w:val="17"/>
+                <w:szCs w:val="17"/>
+                <w:rtl/>
+              </w:rPr>
+              <w:t xml:space="preserve">**</w:t>
+            </w:r>
+            <w:r>
+              <w:rPr>
+                <w:rFonts w:ascii="Arial" w:cs="Arial" w:eastAsia="Arial" w:hAnsi="Arial"/>
+                <w:sz w:val="17"/>
+                <w:szCs w:val="17"/>
+                <w:rtl/>
+              </w:rPr>
+              <w:t xml:space="preserve"> — تُقرأ ولا تُعدَّل </w:t>
+            </w:r>
+            <w:r>
+              <w:rPr>
+                <w:rFonts w:ascii="Arial" w:cs="Arial" w:eastAsia="Arial" w:hAnsi="Arial"/>
+                <w:sz w:val="17"/>
+                <w:szCs w:val="17"/>
+                <w:rtl/>
+              </w:rPr>
+              <w:t xml:space="preserve">·</w:t>
+            </w:r>
+            <w:r>
+              <w:rPr>
+                <w:rFonts w:ascii="Arial" w:cs="Arial" w:eastAsia="Arial" w:hAnsi="Arial"/>
+                <w:sz w:val="17"/>
+                <w:szCs w:val="17"/>
+                <w:rtl/>
+              </w:rPr>
+              <w:t xml:space="preserve"> </w:t>
+            </w:r>
+            <w:r>
+              <w:rPr>
+                <w:rFonts w:ascii="Arial" w:cs="Arial" w:eastAsia="Arial" w:hAnsi="Arial"/>
+                <w:sz w:val="17"/>
+                <w:szCs w:val="17"/>
+                <w:rtl/>
+              </w:rPr>
+              <w:t xml:space="preserve">**</w:t>
+            </w:r>
+            <w:r>
+              <w:rPr>
+                <w:rFonts w:ascii="Arial" w:cs="Arial" w:eastAsia="Arial" w:hAnsi="Arial"/>
+                <w:sz w:val="17"/>
+                <w:szCs w:val="17"/>
+                <w:rtl/>
+              </w:rPr>
+              <w:t xml:space="preserve">والمرجعُ النافذُ للبنية</w:t>
+            </w:r>
+            <w:r>
+              <w:rPr>
+                <w:rFonts w:ascii="Arial" w:cs="Arial" w:eastAsia="Arial" w:hAnsi="Arial"/>
+                <w:sz w:val="17"/>
+                <w:szCs w:val="17"/>
+                <w:rtl/>
+              </w:rPr>
+              <w:t xml:space="preserve">:</w:t>
+            </w:r>
+            <w:r>
+              <w:rPr>
+                <w:rFonts w:ascii="Arial" w:cs="Arial" w:eastAsia="Arial" w:hAnsi="Arial"/>
+                <w:sz w:val="17"/>
+                <w:szCs w:val="17"/>
+                <w:rtl/>
+              </w:rPr>
+              <w:t xml:space="preserve"> ملفُّ «دليل الشاشات — الترتيب المستهدف»</w:t>
+            </w:r>
+            <w:r>
+              <w:rPr>
+                <w:rFonts w:ascii="Arial" w:cs="Arial" w:eastAsia="Arial" w:hAnsi="Arial"/>
+                <w:sz w:val="17"/>
+                <w:szCs w:val="17"/>
+                <w:rtl/>
+              </w:rPr>
+              <w:t xml:space="preserve">**</w:t>
             </w:r>
           </w:p>
         </w:tc>
@@ -5631,16 +5748,34 @@
                 <w:szCs w:val="17"/>
                 <w:rtl/>
               </w:rPr>
-              <w:t xml:space="preserve">«إدارةُ الموقع» و«أدارةُ الحركة وتشغيل»</w:t>
-            </w:r>
-            <w:r>
-              <w:rPr>
-                <w:rFonts w:ascii="Arial" w:cs="Arial" w:eastAsia="Arial" w:hAnsi="Arial"/>
-                <w:sz w:val="17"/>
-                <w:szCs w:val="17"/>
-                <w:rtl/>
-              </w:rPr>
-              <w:t xml:space="preserve">:</w:t>
+              <w:t xml:space="preserve">«إدارةُ الموقع» و«أدارةُ الحركة وتشغيل» </w:t>
+            </w:r>
+            <w:r>
+              <w:rPr>
+                <w:rFonts w:ascii="Arial" w:cs="Arial" w:eastAsia="Arial" w:hAnsi="Arial"/>
+                <w:sz w:val="17"/>
+                <w:szCs w:val="17"/>
+                <w:rtl/>
+              </w:rPr>
+              <w:t xml:space="preserve">(</w:t>
+            </w:r>
+            <w:r>
+              <w:rPr>
+                <w:rFonts w:ascii="Arial" w:cs="Arial" w:eastAsia="Arial" w:hAnsi="Arial"/>
+                <w:sz w:val="17"/>
+                <w:szCs w:val="17"/>
+                <w:rtl/>
+              </w:rPr>
+              <w:t xml:space="preserve">الاسمان القديمان</w:t>
+            </w:r>
+            <w:r>
+              <w:rPr>
+                <w:rFonts w:ascii="Arial" w:cs="Arial" w:eastAsia="Arial" w:hAnsi="Arial"/>
+                <w:sz w:val="17"/>
+                <w:szCs w:val="17"/>
+                <w:rtl/>
+              </w:rPr>
+              <w:t xml:space="preserve">):</w:t>
             </w:r>
             <w:r>
               <w:rPr>
@@ -5820,7 +5955,7 @@
                 <w:szCs w:val="15"/>
                 <w:rtl w:val="false"/>
               </w:rPr>
-              <w:t xml:space="preserve">إدارة الموقع (26)  ≡  أدارة الحركة وتشغيل (26)</w:t>
+              <w:t xml:space="preserve">إدارة الموقع (26)  ≡  إدارة الموقع (26)</w:t>
             </w:r>
           </w:p>
           <w:p>
@@ -6409,7 +6544,7 @@
                 <w:szCs w:val="17"/>
                 <w:rtl/>
               </w:rPr>
-              <w:t xml:space="preserve">«أدارة الحركة وتشغيل»</w:t>
+              <w:t xml:space="preserve">«إدارة الموقع»</w:t>
             </w:r>
             <w:r>
               <w:rPr>
@@ -7276,7 +7411,7 @@
                 <w:szCs w:val="17"/>
                 <w:rtl/>
               </w:rPr>
-              <w:t xml:space="preserve">② الحركةُ والتشغيلُ والموقع ❌</w:t>
+              <w:t xml:space="preserve">② الموقعُ والموقع ❌</w:t>
             </w:r>
           </w:p>
         </w:tc>
@@ -8330,7 +8465,7 @@
           <w:szCs w:val="22"/>
           <w:rtl/>
         </w:rPr>
-        <w:t xml:space="preserve"> ثلاثةٌ وسبعون رابطًا في غير موضعه</w:t>
+        <w:t xml:space="preserve"> ثلاثةٌ وسبعون رابطًا بلا زاويةٍ معلنة — لا كلُّها خطأ</w:t>
       </w:r>
     </w:p>
     <w:tbl>
@@ -11714,6 +11849,1826 @@
               <w:top w:val="none"/>
               <w:left w:val="none"/>
               <w:bottom w:val="none"/>
+              <w:right w:val="single" w:color="9C5700" w:sz="12"/>
+            </w:tcBorders>
+            <w:shd w:fill="FDF3E2" w:color="auto" w:val="clear"/>
+            <w:tcMar>
+              <w:top w:type="dxa" w:w="120"/>
+              <w:left w:type="dxa" w:w="140"/>
+              <w:bottom w:type="dxa" w:w="120"/>
+              <w:right w:type="dxa" w:w="140"/>
+            </w:tcMar>
+          </w:tcPr>
+          <w:p>
+            <w:pPr>
+              <w:bidi/>
+              <w:spacing w:after="0" w:line="266"/>
+              <w:jc w:val="both"/>
+            </w:pPr>
+            <w:r>
+              <w:rPr>
+                <w:rFonts w:ascii="Arial" w:cs="Arial" w:eastAsia="Arial" w:hAnsi="Arial"/>
+                <w:b/>
+                <w:bCs/>
+                <w:color w:val="9C5700"/>
+                <w:sz w:val="17"/>
+                <w:szCs w:val="17"/>
+                <w:rtl/>
+              </w:rPr>
+              <w:t xml:space="preserve">تصحيحُ حكمٍ </w:t>
+            </w:r>
+            <w:r>
+              <w:rPr>
+                <w:rFonts w:ascii="Arial" w:cs="Arial" w:eastAsia="Arial" w:hAnsi="Arial"/>
+                <w:b/>
+                <w:bCs/>
+                <w:color w:val="9C5700"/>
+                <w:sz w:val="17"/>
+                <w:szCs w:val="17"/>
+                <w:rtl/>
+              </w:rPr>
+              <w:t xml:space="preserve">·</w:t>
+            </w:r>
+            <w:r>
+              <w:rPr>
+                <w:rFonts w:ascii="Arial" w:cs="Arial" w:eastAsia="Arial" w:hAnsi="Arial"/>
+                <w:b/>
+                <w:bCs/>
+                <w:color w:val="9C5700"/>
+                <w:sz w:val="17"/>
+                <w:szCs w:val="17"/>
+                <w:rtl/>
+              </w:rPr>
+              <w:t xml:space="preserve"> </w:t>
+            </w:r>
+            <w:r>
+              <w:rPr>
+                <w:rFonts w:ascii="Arial" w:cs="Arial" w:eastAsia="Arial" w:hAnsi="Arial"/>
+                <w:sz w:val="17"/>
+                <w:szCs w:val="17"/>
+                <w:rtl/>
+              </w:rPr>
+              <w:t xml:space="preserve">**</w:t>
+            </w:r>
+            <w:r>
+              <w:rPr>
+                <w:rFonts w:ascii="Arial" w:cs="Arial" w:eastAsia="Arial" w:hAnsi="Arial"/>
+                <w:sz w:val="17"/>
+                <w:szCs w:val="17"/>
+                <w:rtl/>
+              </w:rPr>
+              <w:t xml:space="preserve">ليست الثلاثةُ والسبعون كلُّها أخطاءً — والعيبُ أدقُّ من «رابطٌ في غير موضعه»</w:t>
+            </w:r>
+            <w:r>
+              <w:rPr>
+                <w:rFonts w:ascii="Arial" w:cs="Arial" w:eastAsia="Arial" w:hAnsi="Arial"/>
+                <w:sz w:val="17"/>
+                <w:szCs w:val="17"/>
+                <w:rtl/>
+              </w:rPr>
+              <w:t xml:space="preserve">.**</w:t>
+            </w:r>
+            <w:r>
+              <w:rPr>
+                <w:rFonts w:ascii="Arial" w:cs="Arial" w:eastAsia="Arial" w:hAnsi="Arial"/>
+                <w:sz w:val="17"/>
+                <w:szCs w:val="17"/>
+                <w:rtl/>
+              </w:rPr>
+              <w:t xml:space="preserve"> فالشاشةُ الواحدةُ </w:t>
+            </w:r>
+            <w:r>
+              <w:rPr>
+                <w:rFonts w:ascii="Arial" w:cs="Arial" w:eastAsia="Arial" w:hAnsi="Arial"/>
+                <w:sz w:val="17"/>
+                <w:szCs w:val="17"/>
+                <w:rtl/>
+              </w:rPr>
+              <w:t xml:space="preserve">**</w:t>
+            </w:r>
+            <w:r>
+              <w:rPr>
+                <w:rFonts w:ascii="Arial" w:cs="Arial" w:eastAsia="Arial" w:hAnsi="Arial"/>
+                <w:sz w:val="17"/>
+                <w:szCs w:val="17"/>
+                <w:rtl/>
+              </w:rPr>
+              <w:t xml:space="preserve">تظهر في أكثر من إدارةٍ بزوايا مختلفة</w:t>
+            </w:r>
+            <w:r>
+              <w:rPr>
+                <w:rFonts w:ascii="Arial" w:cs="Arial" w:eastAsia="Arial" w:hAnsi="Arial"/>
+                <w:sz w:val="17"/>
+                <w:szCs w:val="17"/>
+                <w:rtl/>
+              </w:rPr>
+              <w:t xml:space="preserve">**</w:t>
+            </w:r>
+            <w:r>
+              <w:rPr>
+                <w:rFonts w:ascii="Arial" w:cs="Arial" w:eastAsia="Arial" w:hAnsi="Arial"/>
+                <w:sz w:val="17"/>
+                <w:szCs w:val="17"/>
+                <w:rtl/>
+              </w:rPr>
+              <w:t xml:space="preserve"> </w:t>
+            </w:r>
+            <w:r>
+              <w:rPr>
+                <w:rFonts w:ascii="Arial" w:cs="Arial" w:eastAsia="Arial" w:hAnsi="Arial"/>
+                <w:sz w:val="17"/>
+                <w:szCs w:val="17"/>
+                <w:rtl w:val="false"/>
+              </w:rPr>
+              <w:t xml:space="preserve">(NAV-01</w:t>
+            </w:r>
+            <w:r>
+              <w:rPr>
+                <w:rFonts w:ascii="Arial" w:cs="Arial" w:eastAsia="Arial" w:hAnsi="Arial"/>
+                <w:sz w:val="17"/>
+                <w:szCs w:val="17"/>
+                <w:rtl/>
+              </w:rPr>
+              <w:t xml:space="preserve"> §</w:t>
+            </w:r>
+            <w:r>
+              <w:rPr>
+                <w:rFonts w:ascii="Arial" w:cs="Arial" w:eastAsia="Arial" w:hAnsi="Arial"/>
+                <w:sz w:val="17"/>
+                <w:szCs w:val="17"/>
+                <w:rtl w:val="false"/>
+              </w:rPr>
+              <w:t xml:space="preserve">6)</w:t>
+            </w:r>
+            <w:r>
+              <w:rPr>
+                <w:rFonts w:ascii="Arial" w:cs="Arial" w:eastAsia="Arial" w:hAnsi="Arial"/>
+                <w:sz w:val="17"/>
+                <w:szCs w:val="17"/>
+                <w:rtl/>
+              </w:rPr>
+              <w:t xml:space="preserve">، </w:t>
+            </w:r>
+            <w:r>
+              <w:rPr>
+                <w:rFonts w:ascii="Arial" w:cs="Arial" w:eastAsia="Arial" w:hAnsi="Arial"/>
+                <w:sz w:val="17"/>
+                <w:szCs w:val="17"/>
+                <w:rtl/>
+              </w:rPr>
+              <w:t xml:space="preserve">**</w:t>
+            </w:r>
+            <w:r>
+              <w:rPr>
+                <w:rFonts w:ascii="Arial" w:cs="Arial" w:eastAsia="Arial" w:hAnsi="Arial"/>
+                <w:sz w:val="17"/>
+                <w:szCs w:val="17"/>
+                <w:rtl/>
+              </w:rPr>
+              <w:t xml:space="preserve">والعيبُ الحقيقيُّ أن أيًّا منها لا يحمل نطاقًا ولا زاويةً معلنة</w:t>
+            </w:r>
+            <w:r>
+              <w:rPr>
+                <w:rFonts w:ascii="Arial" w:cs="Arial" w:eastAsia="Arial" w:hAnsi="Arial"/>
+                <w:sz w:val="17"/>
+                <w:szCs w:val="17"/>
+                <w:rtl/>
+              </w:rPr>
+              <w:t xml:space="preserve">**</w:t>
+            </w:r>
+            <w:r>
+              <w:rPr>
+                <w:rFonts w:ascii="Arial" w:cs="Arial" w:eastAsia="Arial" w:hAnsi="Arial"/>
+                <w:sz w:val="17"/>
+                <w:szCs w:val="17"/>
+                <w:rtl/>
+              </w:rPr>
+              <w:t xml:space="preserve"> — فيرى الجميعُ الشاشةَ نفسَها بالبيانات نفسِها بلا فرق</w:t>
+            </w:r>
+            <w:r>
+              <w:rPr>
+                <w:rFonts w:ascii="Arial" w:cs="Arial" w:eastAsia="Arial" w:hAnsi="Arial"/>
+                <w:sz w:val="17"/>
+                <w:szCs w:val="17"/>
+                <w:rtl/>
+              </w:rPr>
+              <w:t xml:space="preserve">.</w:t>
+            </w:r>
+            <w:r>
+              <w:rPr>
+                <w:rFonts w:ascii="Arial" w:cs="Arial" w:eastAsia="Arial" w:hAnsi="Arial"/>
+                <w:sz w:val="17"/>
+                <w:szCs w:val="17"/>
+                <w:rtl/>
+              </w:rPr>
+              <w:t xml:space="preserve"> </w:t>
+            </w:r>
+            <w:r>
+              <w:rPr>
+                <w:rFonts w:ascii="Arial" w:cs="Arial" w:eastAsia="Arial" w:hAnsi="Arial"/>
+                <w:sz w:val="17"/>
+                <w:szCs w:val="17"/>
+                <w:rtl/>
+              </w:rPr>
+              <w:t xml:space="preserve">**</w:t>
+            </w:r>
+            <w:r>
+              <w:rPr>
+                <w:rFonts w:ascii="Arial" w:cs="Arial" w:eastAsia="Arial" w:hAnsi="Arial"/>
+                <w:sz w:val="17"/>
+                <w:szCs w:val="17"/>
+                <w:rtl/>
+              </w:rPr>
+              <w:t xml:space="preserve">فالحكمُ</w:t>
+            </w:r>
+            <w:r>
+              <w:rPr>
+                <w:rFonts w:ascii="Arial" w:cs="Arial" w:eastAsia="Arial" w:hAnsi="Arial"/>
+                <w:sz w:val="17"/>
+                <w:szCs w:val="17"/>
+                <w:rtl/>
+              </w:rPr>
+              <w:t xml:space="preserve">:</w:t>
+            </w:r>
+            <w:r>
+              <w:rPr>
+                <w:rFonts w:ascii="Arial" w:cs="Arial" w:eastAsia="Arial" w:hAnsi="Arial"/>
+                <w:sz w:val="17"/>
+                <w:szCs w:val="17"/>
+                <w:rtl/>
+              </w:rPr>
+              <w:t xml:space="preserve"> تُصنَّف الثلاثةُ والسبعون ثلاثةَ أصناف، لا تُحذف جملةً</w:t>
+            </w:r>
+            <w:r>
+              <w:rPr>
+                <w:rFonts w:ascii="Arial" w:cs="Arial" w:eastAsia="Arial" w:hAnsi="Arial"/>
+                <w:sz w:val="17"/>
+                <w:szCs w:val="17"/>
+                <w:rtl/>
+              </w:rPr>
+              <w:t xml:space="preserve">.**</w:t>
+            </w:r>
+          </w:p>
+        </w:tc>
+      </w:tr>
+    </w:tbl>
+    <w:tbl>
+      <w:tblPr>
+        <w:bidiVisual/>
+        <w:tblW w:type="dxa" w:w="9360"/>
+        <w:tblBorders>
+          <w:top w:val="single" w:color="auto" w:sz="4"/>
+          <w:left w:val="single" w:color="auto" w:sz="4"/>
+          <w:bottom w:val="single" w:color="auto" w:sz="4"/>
+          <w:right w:val="single" w:color="auto" w:sz="4"/>
+          <w:insideH w:val="single" w:color="auto" w:sz="4"/>
+          <w:insideV w:val="single" w:color="auto" w:sz="4"/>
+        </w:tblBorders>
+      </w:tblPr>
+      <w:tblGrid>
+        <w:gridCol w:w="7060"/>
+        <w:gridCol w:w="2300"/>
+      </w:tblGrid>
+      <w:tr>
+        <w:trPr>
+          <w:tblHeader/>
+        </w:trPr>
+        <w:tc>
+          <w:tcPr>
+            <w:tcW w:type="dxa" w:w="7060"/>
+            <w:tcBorders>
+              <w:top w:val="single" w:color="C9D3DF" w:sz="2"/>
+              <w:left w:val="single" w:color="C9D3DF" w:sz="2"/>
+              <w:bottom w:val="single" w:color="C9D3DF" w:sz="2"/>
+              <w:right w:val="single" w:color="C9D3DF" w:sz="2"/>
+            </w:tcBorders>
+            <w:shd w:fill="1F4E79" w:color="auto" w:val="clear"/>
+            <w:tcMar>
+              <w:top w:type="dxa" w:w="70"/>
+              <w:left w:type="dxa" w:w="110"/>
+              <w:bottom w:type="dxa" w:w="70"/>
+              <w:right w:type="dxa" w:w="110"/>
+            </w:tcMar>
+            <w:vAlign w:val="center"/>
+          </w:tcPr>
+          <w:p>
+            <w:pPr>
+              <w:bidi/>
+              <w:spacing w:after="0" w:line="250"/>
+              <w:jc w:val="both"/>
+            </w:pPr>
+            <w:r>
+              <w:rPr>
+                <w:rFonts w:ascii="Arial" w:cs="Arial" w:eastAsia="Arial" w:hAnsi="Arial"/>
+                <w:b/>
+                <w:bCs/>
+                <w:color w:val="FFFFFF"/>
+                <w:sz w:val="17"/>
+                <w:szCs w:val="17"/>
+                <w:rtl/>
+              </w:rPr>
+              <w:t xml:space="preserve">الحكم </w:t>
+            </w:r>
+            <w:r>
+              <w:rPr>
+                <w:rFonts w:ascii="Arial" w:cs="Arial" w:eastAsia="Arial" w:hAnsi="Arial"/>
+                <w:b/>
+                <w:bCs/>
+                <w:color w:val="FFFFFF"/>
+                <w:sz w:val="17"/>
+                <w:szCs w:val="17"/>
+                <w:rtl/>
+              </w:rPr>
+              <w:t xml:space="preserve">·</w:t>
+            </w:r>
+            <w:r>
+              <w:rPr>
+                <w:rFonts w:ascii="Arial" w:cs="Arial" w:eastAsia="Arial" w:hAnsi="Arial"/>
+                <w:b/>
+                <w:bCs/>
+                <w:color w:val="FFFFFF"/>
+                <w:sz w:val="17"/>
+                <w:szCs w:val="17"/>
+                <w:rtl/>
+              </w:rPr>
+              <w:t xml:space="preserve"> وأمثلتُه</w:t>
+            </w:r>
+          </w:p>
+        </w:tc>
+        <w:tc>
+          <w:tcPr>
+            <w:tcW w:type="dxa" w:w="2300"/>
+            <w:tcBorders>
+              <w:top w:val="single" w:color="C9D3DF" w:sz="2"/>
+              <w:left w:val="single" w:color="C9D3DF" w:sz="2"/>
+              <w:bottom w:val="single" w:color="C9D3DF" w:sz="2"/>
+              <w:right w:val="single" w:color="C9D3DF" w:sz="2"/>
+            </w:tcBorders>
+            <w:shd w:fill="1F4E79" w:color="auto" w:val="clear"/>
+            <w:tcMar>
+              <w:top w:type="dxa" w:w="70"/>
+              <w:left w:type="dxa" w:w="110"/>
+              <w:bottom w:type="dxa" w:w="70"/>
+              <w:right w:type="dxa" w:w="110"/>
+            </w:tcMar>
+            <w:vAlign w:val="center"/>
+          </w:tcPr>
+          <w:p>
+            <w:pPr>
+              <w:bidi/>
+              <w:spacing w:after="0" w:line="250"/>
+              <w:jc w:val="both"/>
+            </w:pPr>
+            <w:r>
+              <w:rPr>
+                <w:rFonts w:ascii="Arial" w:cs="Arial" w:eastAsia="Arial" w:hAnsi="Arial"/>
+                <w:b/>
+                <w:bCs/>
+                <w:color w:val="FFFFFF"/>
+                <w:sz w:val="17"/>
+                <w:szCs w:val="17"/>
+                <w:rtl/>
+              </w:rPr>
+              <w:t xml:space="preserve">الصنف</w:t>
+            </w:r>
+          </w:p>
+        </w:tc>
+      </w:tr>
+      <w:tr>
+        <w:tc>
+          <w:tcPr>
+            <w:tcW w:type="dxa" w:w="7060"/>
+            <w:tcBorders>
+              <w:top w:val="single" w:color="C9D3DF" w:sz="2"/>
+              <w:left w:val="single" w:color="C9D3DF" w:sz="2"/>
+              <w:bottom w:val="single" w:color="C9D3DF" w:sz="2"/>
+              <w:right w:val="single" w:color="C9D3DF" w:sz="2"/>
+            </w:tcBorders>
+            <w:shd w:fill="FFFFFF" w:color="auto" w:val="clear"/>
+            <w:tcMar>
+              <w:top w:type="dxa" w:w="70"/>
+              <w:left w:type="dxa" w:w="110"/>
+              <w:bottom w:type="dxa" w:w="70"/>
+              <w:right w:type="dxa" w:w="110"/>
+            </w:tcMar>
+            <w:vAlign w:val="center"/>
+          </w:tcPr>
+          <w:p>
+            <w:pPr>
+              <w:bidi/>
+              <w:spacing w:after="0" w:line="250"/>
+              <w:jc w:val="both"/>
+            </w:pPr>
+            <w:r>
+              <w:rPr>
+                <w:rFonts w:ascii="Arial" w:cs="Arial" w:eastAsia="Arial" w:hAnsi="Arial"/>
+                <w:b w:val="false"/>
+                <w:bCs w:val="false"/>
+                <w:color w:val="1A1A1A"/>
+                <w:sz w:val="17"/>
+                <w:szCs w:val="17"/>
+                <w:rtl/>
+              </w:rPr>
+              <w:t xml:space="preserve">**</w:t>
+            </w:r>
+            <w:r>
+              <w:rPr>
+                <w:rFonts w:ascii="Arial" w:cs="Arial" w:eastAsia="Arial" w:hAnsi="Arial"/>
+                <w:b w:val="false"/>
+                <w:bCs w:val="false"/>
+                <w:color w:val="1A1A1A"/>
+                <w:sz w:val="17"/>
+                <w:szCs w:val="17"/>
+                <w:rtl/>
+              </w:rPr>
+              <w:t xml:space="preserve">يبقى بصفِّ عرضٍ معلنٍ بنطاقٍ وزاوية</w:t>
+            </w:r>
+            <w:r>
+              <w:rPr>
+                <w:rFonts w:ascii="Arial" w:cs="Arial" w:eastAsia="Arial" w:hAnsi="Arial"/>
+                <w:b w:val="false"/>
+                <w:bCs w:val="false"/>
+                <w:color w:val="1A1A1A"/>
+                <w:sz w:val="17"/>
+                <w:szCs w:val="17"/>
+                <w:rtl/>
+              </w:rPr>
+              <w:t xml:space="preserve">**</w:t>
+            </w:r>
+            <w:r>
+              <w:rPr>
+                <w:rFonts w:ascii="Arial" w:cs="Arial" w:eastAsia="Arial" w:hAnsi="Arial"/>
+                <w:b w:val="false"/>
+                <w:bCs w:val="false"/>
+                <w:color w:val="1A1A1A"/>
+                <w:sz w:val="17"/>
+                <w:szCs w:val="17"/>
+                <w:rtl/>
+              </w:rPr>
+              <w:t xml:space="preserve"> — </w:t>
+            </w:r>
+            <w:r>
+              <w:rPr>
+                <w:rFonts w:ascii="Arial" w:cs="Arial" w:eastAsia="Arial" w:hAnsi="Arial"/>
+                <w:b w:val="false"/>
+                <w:bCs w:val="false"/>
+                <w:color w:val="1A1A1A"/>
+                <w:sz w:val="17"/>
+                <w:szCs w:val="17"/>
+                <w:rtl/>
+              </w:rPr>
+              <w:t xml:space="preserve">**</w:t>
+            </w:r>
+            <w:r>
+              <w:rPr>
+                <w:rFonts w:ascii="Arial" w:cs="Arial" w:eastAsia="Arial" w:hAnsi="Arial"/>
+                <w:b w:val="false"/>
+                <w:bCs w:val="false"/>
+                <w:color w:val="1A1A1A"/>
+                <w:sz w:val="17"/>
+                <w:szCs w:val="17"/>
+                <w:rtl/>
+              </w:rPr>
+              <w:t xml:space="preserve">التايم شيتُ عند الصيانة</w:t>
+            </w:r>
+            <w:r>
+              <w:rPr>
+                <w:rFonts w:ascii="Arial" w:cs="Arial" w:eastAsia="Arial" w:hAnsi="Arial"/>
+                <w:b w:val="false"/>
+                <w:bCs w:val="false"/>
+                <w:color w:val="1A1A1A"/>
+                <w:sz w:val="17"/>
+                <w:szCs w:val="17"/>
+                <w:rtl/>
+              </w:rPr>
+              <w:t xml:space="preserve">**</w:t>
+            </w:r>
+            <w:r>
+              <w:rPr>
+                <w:rFonts w:ascii="Arial" w:cs="Arial" w:eastAsia="Arial" w:hAnsi="Arial"/>
+                <w:b w:val="false"/>
+                <w:bCs w:val="false"/>
+                <w:color w:val="1A1A1A"/>
+                <w:sz w:val="17"/>
+                <w:szCs w:val="17"/>
+                <w:rtl/>
+              </w:rPr>
+              <w:t xml:space="preserve"> </w:t>
+            </w:r>
+            <w:r>
+              <w:rPr>
+                <w:rFonts w:ascii="Arial" w:cs="Arial" w:eastAsia="Arial" w:hAnsi="Arial"/>
+                <w:b w:val="false"/>
+                <w:bCs w:val="false"/>
+                <w:color w:val="1A1A1A"/>
+                <w:sz w:val="17"/>
+                <w:szCs w:val="17"/>
+                <w:rtl/>
+              </w:rPr>
+              <w:t xml:space="preserve">(</w:t>
+            </w:r>
+            <w:r>
+              <w:rPr>
+                <w:rFonts w:ascii="Arial" w:cs="Arial" w:eastAsia="Arial" w:hAnsi="Arial"/>
+                <w:b w:val="false"/>
+                <w:bCs w:val="false"/>
+                <w:color w:val="1A1A1A"/>
+                <w:sz w:val="17"/>
+                <w:szCs w:val="17"/>
+                <w:rtl/>
+              </w:rPr>
+              <w:t xml:space="preserve">ساعاتُ المعدة للوقائية</w:t>
+            </w:r>
+            <w:r>
+              <w:rPr>
+                <w:rFonts w:ascii="Arial" w:cs="Arial" w:eastAsia="Arial" w:hAnsi="Arial"/>
+                <w:b w:val="false"/>
+                <w:bCs w:val="false"/>
+                <w:color w:val="1A1A1A"/>
+                <w:sz w:val="17"/>
+                <w:szCs w:val="17"/>
+                <w:rtl/>
+              </w:rPr>
+              <w:t xml:space="preserve">)</w:t>
+            </w:r>
+            <w:r>
+              <w:rPr>
+                <w:rFonts w:ascii="Arial" w:cs="Arial" w:eastAsia="Arial" w:hAnsi="Arial"/>
+                <w:b w:val="false"/>
+                <w:bCs w:val="false"/>
+                <w:color w:val="1A1A1A"/>
+                <w:sz w:val="17"/>
+                <w:szCs w:val="17"/>
+                <w:rtl/>
+              </w:rPr>
+              <w:t xml:space="preserve"> و</w:t>
+            </w:r>
+            <w:r>
+              <w:rPr>
+                <w:rFonts w:ascii="Arial" w:cs="Arial" w:eastAsia="Arial" w:hAnsi="Arial"/>
+                <w:b w:val="false"/>
+                <w:bCs w:val="false"/>
+                <w:color w:val="1A1A1A"/>
+                <w:sz w:val="17"/>
+                <w:szCs w:val="17"/>
+                <w:rtl/>
+              </w:rPr>
+              <w:t xml:space="preserve">**</w:t>
+            </w:r>
+            <w:r>
+              <w:rPr>
+                <w:rFonts w:ascii="Arial" w:cs="Arial" w:eastAsia="Arial" w:hAnsi="Arial"/>
+                <w:b w:val="false"/>
+                <w:bCs w:val="false"/>
+                <w:color w:val="1A1A1A"/>
+                <w:sz w:val="17"/>
+                <w:szCs w:val="17"/>
+                <w:rtl/>
+              </w:rPr>
+              <w:t xml:space="preserve">عند المبيعات</w:t>
+            </w:r>
+            <w:r>
+              <w:rPr>
+                <w:rFonts w:ascii="Arial" w:cs="Arial" w:eastAsia="Arial" w:hAnsi="Arial"/>
+                <w:b w:val="false"/>
+                <w:bCs w:val="false"/>
+                <w:color w:val="1A1A1A"/>
+                <w:sz w:val="17"/>
+                <w:szCs w:val="17"/>
+                <w:rtl/>
+              </w:rPr>
+              <w:t xml:space="preserve">**</w:t>
+            </w:r>
+            <w:r>
+              <w:rPr>
+                <w:rFonts w:ascii="Arial" w:cs="Arial" w:eastAsia="Arial" w:hAnsi="Arial"/>
+                <w:b w:val="false"/>
+                <w:bCs w:val="false"/>
+                <w:color w:val="1A1A1A"/>
+                <w:sz w:val="17"/>
+                <w:szCs w:val="17"/>
+                <w:rtl/>
+              </w:rPr>
+              <w:t xml:space="preserve"> </w:t>
+            </w:r>
+            <w:r>
+              <w:rPr>
+                <w:rFonts w:ascii="Arial" w:cs="Arial" w:eastAsia="Arial" w:hAnsi="Arial"/>
+                <w:b w:val="false"/>
+                <w:bCs w:val="false"/>
+                <w:color w:val="1A1A1A"/>
+                <w:sz w:val="17"/>
+                <w:szCs w:val="17"/>
+                <w:rtl/>
+              </w:rPr>
+              <w:t xml:space="preserve">(</w:t>
+            </w:r>
+            <w:r>
+              <w:rPr>
+                <w:rFonts w:ascii="Arial" w:cs="Arial" w:eastAsia="Arial" w:hAnsi="Arial"/>
+                <w:b w:val="false"/>
+                <w:bCs w:val="false"/>
+                <w:color w:val="1A1A1A"/>
+                <w:sz w:val="17"/>
+                <w:szCs w:val="17"/>
+                <w:rtl/>
+              </w:rPr>
+              <w:t xml:space="preserve">المنفَّذُ المفوتر</w:t>
+            </w:r>
+            <w:r>
+              <w:rPr>
+                <w:rFonts w:ascii="Arial" w:cs="Arial" w:eastAsia="Arial" w:hAnsi="Arial"/>
+                <w:b w:val="false"/>
+                <w:bCs w:val="false"/>
+                <w:color w:val="1A1A1A"/>
+                <w:sz w:val="17"/>
+                <w:szCs w:val="17"/>
+                <w:rtl/>
+              </w:rPr>
+              <w:t xml:space="preserve">)</w:t>
+            </w:r>
+            <w:r>
+              <w:rPr>
+                <w:rFonts w:ascii="Arial" w:cs="Arial" w:eastAsia="Arial" w:hAnsi="Arial"/>
+                <w:b w:val="false"/>
+                <w:bCs w:val="false"/>
+                <w:color w:val="1A1A1A"/>
+                <w:sz w:val="17"/>
+                <w:szCs w:val="17"/>
+                <w:rtl/>
+              </w:rPr>
+              <w:t xml:space="preserve"> و</w:t>
+            </w:r>
+            <w:r>
+              <w:rPr>
+                <w:rFonts w:ascii="Arial" w:cs="Arial" w:eastAsia="Arial" w:hAnsi="Arial"/>
+                <w:b w:val="false"/>
+                <w:bCs w:val="false"/>
+                <w:color w:val="1A1A1A"/>
+                <w:sz w:val="17"/>
+                <w:szCs w:val="17"/>
+                <w:rtl/>
+              </w:rPr>
+              <w:t xml:space="preserve">**</w:t>
+            </w:r>
+            <w:r>
+              <w:rPr>
+                <w:rFonts w:ascii="Arial" w:cs="Arial" w:eastAsia="Arial" w:hAnsi="Arial"/>
+                <w:b w:val="false"/>
+                <w:bCs w:val="false"/>
+                <w:color w:val="1A1A1A"/>
+                <w:sz w:val="17"/>
+                <w:szCs w:val="17"/>
+                <w:rtl/>
+              </w:rPr>
+              <w:t xml:space="preserve">عند الموردين</w:t>
+            </w:r>
+            <w:r>
+              <w:rPr>
+                <w:rFonts w:ascii="Arial" w:cs="Arial" w:eastAsia="Arial" w:hAnsi="Arial"/>
+                <w:b w:val="false"/>
+                <w:bCs w:val="false"/>
+                <w:color w:val="1A1A1A"/>
+                <w:sz w:val="17"/>
+                <w:szCs w:val="17"/>
+                <w:rtl/>
+              </w:rPr>
+              <w:t xml:space="preserve">**</w:t>
+            </w:r>
+            <w:r>
+              <w:rPr>
+                <w:rFonts w:ascii="Arial" w:cs="Arial" w:eastAsia="Arial" w:hAnsi="Arial"/>
+                <w:b w:val="false"/>
+                <w:bCs w:val="false"/>
+                <w:color w:val="1A1A1A"/>
+                <w:sz w:val="17"/>
+                <w:szCs w:val="17"/>
+                <w:rtl/>
+              </w:rPr>
+              <w:t xml:space="preserve"> </w:t>
+            </w:r>
+            <w:r>
+              <w:rPr>
+                <w:rFonts w:ascii="Arial" w:cs="Arial" w:eastAsia="Arial" w:hAnsi="Arial"/>
+                <w:b w:val="false"/>
+                <w:bCs w:val="false"/>
+                <w:color w:val="1A1A1A"/>
+                <w:sz w:val="17"/>
+                <w:szCs w:val="17"/>
+                <w:rtl/>
+              </w:rPr>
+              <w:t xml:space="preserve">(</w:t>
+            </w:r>
+            <w:r>
+              <w:rPr>
+                <w:rFonts w:ascii="Arial" w:cs="Arial" w:eastAsia="Arial" w:hAnsi="Arial"/>
+                <w:b w:val="false"/>
+                <w:bCs w:val="false"/>
+                <w:color w:val="1A1A1A"/>
+                <w:sz w:val="17"/>
+                <w:szCs w:val="17"/>
+                <w:rtl/>
+              </w:rPr>
+              <w:t xml:space="preserve">استهلاكُ الحصة</w:t>
+            </w:r>
+            <w:r>
+              <w:rPr>
+                <w:rFonts w:ascii="Arial" w:cs="Arial" w:eastAsia="Arial" w:hAnsi="Arial"/>
+                <w:b w:val="false"/>
+                <w:bCs w:val="false"/>
+                <w:color w:val="1A1A1A"/>
+                <w:sz w:val="17"/>
+                <w:szCs w:val="17"/>
+                <w:rtl/>
+              </w:rPr>
+              <w:t xml:space="preserve">)</w:t>
+            </w:r>
+            <w:r>
+              <w:rPr>
+                <w:rFonts w:ascii="Arial" w:cs="Arial" w:eastAsia="Arial" w:hAnsi="Arial"/>
+                <w:b w:val="false"/>
+                <w:bCs w:val="false"/>
+                <w:color w:val="1A1A1A"/>
+                <w:sz w:val="17"/>
+                <w:szCs w:val="17"/>
+                <w:rtl/>
+              </w:rPr>
+              <w:t xml:space="preserve"> </w:t>
+            </w:r>
+            <w:r>
+              <w:rPr>
+                <w:rFonts w:ascii="Arial" w:cs="Arial" w:eastAsia="Arial" w:hAnsi="Arial"/>
+                <w:b w:val="false"/>
+                <w:bCs w:val="false"/>
+                <w:color w:val="1A1A1A"/>
+                <w:sz w:val="17"/>
+                <w:szCs w:val="17"/>
+                <w:rtl/>
+              </w:rPr>
+              <w:t xml:space="preserve">·</w:t>
+            </w:r>
+            <w:r>
+              <w:rPr>
+                <w:rFonts w:ascii="Arial" w:cs="Arial" w:eastAsia="Arial" w:hAnsi="Arial"/>
+                <w:b w:val="false"/>
+                <w:bCs w:val="false"/>
+                <w:color w:val="1A1A1A"/>
+                <w:sz w:val="17"/>
+                <w:szCs w:val="17"/>
+                <w:rtl/>
+              </w:rPr>
+              <w:t xml:space="preserve"> </w:t>
+            </w:r>
+            <w:r>
+              <w:rPr>
+                <w:rFonts w:ascii="Arial" w:cs="Arial" w:eastAsia="Arial" w:hAnsi="Arial"/>
+                <w:b w:val="false"/>
+                <w:bCs w:val="false"/>
+                <w:color w:val="1A1A1A"/>
+                <w:sz w:val="17"/>
+                <w:szCs w:val="17"/>
+                <w:rtl/>
+              </w:rPr>
+              <w:t xml:space="preserve">**</w:t>
+            </w:r>
+            <w:r>
+              <w:rPr>
+                <w:rFonts w:ascii="Arial" w:cs="Arial" w:eastAsia="Arial" w:hAnsi="Arial"/>
+                <w:b w:val="false"/>
+                <w:bCs w:val="false"/>
+                <w:color w:val="1A1A1A"/>
+                <w:sz w:val="17"/>
+                <w:szCs w:val="17"/>
+                <w:rtl/>
+              </w:rPr>
+              <w:t xml:space="preserve">وسجلُّ المعدات والمشغّلين عند التشغيل</w:t>
+            </w:r>
+            <w:r>
+              <w:rPr>
+                <w:rFonts w:ascii="Arial" w:cs="Arial" w:eastAsia="Arial" w:hAnsi="Arial"/>
+                <w:b w:val="false"/>
+                <w:bCs w:val="false"/>
+                <w:color w:val="1A1A1A"/>
+                <w:sz w:val="17"/>
+                <w:szCs w:val="17"/>
+                <w:rtl/>
+              </w:rPr>
+              <w:t xml:space="preserve">**</w:t>
+            </w:r>
+            <w:r>
+              <w:rPr>
+                <w:rFonts w:ascii="Arial" w:cs="Arial" w:eastAsia="Arial" w:hAnsi="Arial"/>
+                <w:b w:val="false"/>
+                <w:bCs w:val="false"/>
+                <w:color w:val="1A1A1A"/>
+                <w:sz w:val="17"/>
+                <w:szCs w:val="17"/>
+                <w:rtl/>
+              </w:rPr>
+              <w:t xml:space="preserve"> </w:t>
+            </w:r>
+            <w:r>
+              <w:rPr>
+                <w:rFonts w:ascii="Arial" w:cs="Arial" w:eastAsia="Arial" w:hAnsi="Arial"/>
+                <w:b w:val="false"/>
+                <w:bCs w:val="false"/>
+                <w:color w:val="1A1A1A"/>
+                <w:sz w:val="17"/>
+                <w:szCs w:val="17"/>
+                <w:rtl/>
+              </w:rPr>
+              <w:t xml:space="preserve">(</w:t>
+            </w:r>
+            <w:r>
+              <w:rPr>
+                <w:rFonts w:ascii="Arial" w:cs="Arial" w:eastAsia="Arial" w:hAnsi="Arial"/>
+                <w:b w:val="false"/>
+                <w:bCs w:val="false"/>
+                <w:color w:val="1A1A1A"/>
+                <w:sz w:val="17"/>
+                <w:szCs w:val="17"/>
+                <w:rtl/>
+              </w:rPr>
+              <w:t xml:space="preserve">كلُّ المواقع</w:t>
+            </w:r>
+            <w:r>
+              <w:rPr>
+                <w:rFonts w:ascii="Arial" w:cs="Arial" w:eastAsia="Arial" w:hAnsi="Arial"/>
+                <w:b w:val="false"/>
+                <w:bCs w:val="false"/>
+                <w:color w:val="1A1A1A"/>
+                <w:sz w:val="17"/>
+                <w:szCs w:val="17"/>
+                <w:rtl/>
+              </w:rPr>
+              <w:t xml:space="preserve">)</w:t>
+            </w:r>
+            <w:r>
+              <w:rPr>
+                <w:rFonts w:ascii="Arial" w:cs="Arial" w:eastAsia="Arial" w:hAnsi="Arial"/>
+                <w:b w:val="false"/>
+                <w:bCs w:val="false"/>
+                <w:color w:val="1A1A1A"/>
+                <w:sz w:val="17"/>
+                <w:szCs w:val="17"/>
+                <w:rtl/>
+              </w:rPr>
+              <w:t xml:space="preserve"> </w:t>
+            </w:r>
+            <w:r>
+              <w:rPr>
+                <w:rFonts w:ascii="Arial" w:cs="Arial" w:eastAsia="Arial" w:hAnsi="Arial"/>
+                <w:b w:val="false"/>
+                <w:bCs w:val="false"/>
+                <w:color w:val="1A1A1A"/>
+                <w:sz w:val="17"/>
+                <w:szCs w:val="17"/>
+                <w:rtl/>
+              </w:rPr>
+              <w:t xml:space="preserve">**</w:t>
+            </w:r>
+            <w:r>
+              <w:rPr>
+                <w:rFonts w:ascii="Arial" w:cs="Arial" w:eastAsia="Arial" w:hAnsi="Arial"/>
+                <w:b w:val="false"/>
+                <w:bCs w:val="false"/>
+                <w:color w:val="1A1A1A"/>
+                <w:sz w:val="17"/>
+                <w:szCs w:val="17"/>
+                <w:rtl/>
+              </w:rPr>
+              <w:t xml:space="preserve">وعند الموقع</w:t>
+            </w:r>
+            <w:r>
+              <w:rPr>
+                <w:rFonts w:ascii="Arial" w:cs="Arial" w:eastAsia="Arial" w:hAnsi="Arial"/>
+                <w:b w:val="false"/>
+                <w:bCs w:val="false"/>
+                <w:color w:val="1A1A1A"/>
+                <w:sz w:val="17"/>
+                <w:szCs w:val="17"/>
+                <w:rtl/>
+              </w:rPr>
+              <w:t xml:space="preserve">**</w:t>
+            </w:r>
+            <w:r>
+              <w:rPr>
+                <w:rFonts w:ascii="Arial" w:cs="Arial" w:eastAsia="Arial" w:hAnsi="Arial"/>
+                <w:b w:val="false"/>
+                <w:bCs w:val="false"/>
+                <w:color w:val="1A1A1A"/>
+                <w:sz w:val="17"/>
+                <w:szCs w:val="17"/>
+                <w:rtl/>
+              </w:rPr>
+              <w:t xml:space="preserve"> </w:t>
+            </w:r>
+            <w:r>
+              <w:rPr>
+                <w:rFonts w:ascii="Arial" w:cs="Arial" w:eastAsia="Arial" w:hAnsi="Arial"/>
+                <w:b w:val="false"/>
+                <w:bCs w:val="false"/>
+                <w:color w:val="1A1A1A"/>
+                <w:sz w:val="17"/>
+                <w:szCs w:val="17"/>
+                <w:rtl/>
+              </w:rPr>
+              <w:t xml:space="preserve">(</w:t>
+            </w:r>
+            <w:r>
+              <w:rPr>
+                <w:rFonts w:ascii="Arial" w:cs="Arial" w:eastAsia="Arial" w:hAnsi="Arial"/>
+                <w:b w:val="false"/>
+                <w:bCs w:val="false"/>
+                <w:color w:val="1A1A1A"/>
+                <w:sz w:val="17"/>
+                <w:szCs w:val="17"/>
+                <w:rtl/>
+              </w:rPr>
+              <w:t xml:space="preserve">موقعُه</w:t>
+            </w:r>
+            <w:r>
+              <w:rPr>
+                <w:rFonts w:ascii="Arial" w:cs="Arial" w:eastAsia="Arial" w:hAnsi="Arial"/>
+                <w:b w:val="false"/>
+                <w:bCs w:val="false"/>
+                <w:color w:val="1A1A1A"/>
+                <w:sz w:val="17"/>
+                <w:szCs w:val="17"/>
+                <w:rtl/>
+              </w:rPr>
+              <w:t xml:space="preserve">)</w:t>
+            </w:r>
+            <w:r>
+              <w:rPr>
+                <w:rFonts w:ascii="Arial" w:cs="Arial" w:eastAsia="Arial" w:hAnsi="Arial"/>
+                <w:b w:val="false"/>
+                <w:bCs w:val="false"/>
+                <w:color w:val="1A1A1A"/>
+                <w:sz w:val="17"/>
+                <w:szCs w:val="17"/>
+                <w:rtl/>
+              </w:rPr>
+              <w:t xml:space="preserve"> </w:t>
+            </w:r>
+            <w:r>
+              <w:rPr>
+                <w:rFonts w:ascii="Arial" w:cs="Arial" w:eastAsia="Arial" w:hAnsi="Arial"/>
+                <w:b w:val="false"/>
+                <w:bCs w:val="false"/>
+                <w:color w:val="1A1A1A"/>
+                <w:sz w:val="17"/>
+                <w:szCs w:val="17"/>
+                <w:rtl/>
+              </w:rPr>
+              <w:t xml:space="preserve">**</w:t>
+            </w:r>
+            <w:r>
+              <w:rPr>
+                <w:rFonts w:ascii="Arial" w:cs="Arial" w:eastAsia="Arial" w:hAnsi="Arial"/>
+                <w:b w:val="false"/>
+                <w:bCs w:val="false"/>
+                <w:color w:val="1A1A1A"/>
+                <w:sz w:val="17"/>
+                <w:szCs w:val="17"/>
+                <w:rtl/>
+              </w:rPr>
+              <w:t xml:space="preserve">وعند الموارد</w:t>
+            </w:r>
+            <w:r>
+              <w:rPr>
+                <w:rFonts w:ascii="Arial" w:cs="Arial" w:eastAsia="Arial" w:hAnsi="Arial"/>
+                <w:b w:val="false"/>
+                <w:bCs w:val="false"/>
+                <w:color w:val="1A1A1A"/>
+                <w:sz w:val="17"/>
+                <w:szCs w:val="17"/>
+                <w:rtl/>
+              </w:rPr>
+              <w:t xml:space="preserve">**</w:t>
+            </w:r>
+            <w:r>
+              <w:rPr>
+                <w:rFonts w:ascii="Arial" w:cs="Arial" w:eastAsia="Arial" w:hAnsi="Arial"/>
+                <w:b w:val="false"/>
+                <w:bCs w:val="false"/>
+                <w:color w:val="1A1A1A"/>
+                <w:sz w:val="17"/>
+                <w:szCs w:val="17"/>
+                <w:rtl/>
+              </w:rPr>
+              <w:t xml:space="preserve"> </w:t>
+            </w:r>
+            <w:r>
+              <w:rPr>
+                <w:rFonts w:ascii="Arial" w:cs="Arial" w:eastAsia="Arial" w:hAnsi="Arial"/>
+                <w:b w:val="false"/>
+                <w:bCs w:val="false"/>
+                <w:color w:val="1A1A1A"/>
+                <w:sz w:val="17"/>
+                <w:szCs w:val="17"/>
+                <w:rtl/>
+              </w:rPr>
+              <w:t xml:space="preserve">(</w:t>
+            </w:r>
+            <w:r>
+              <w:rPr>
+                <w:rFonts w:ascii="Arial" w:cs="Arial" w:eastAsia="Arial" w:hAnsi="Arial"/>
+                <w:b w:val="false"/>
+                <w:bCs w:val="false"/>
+                <w:color w:val="1A1A1A"/>
+                <w:sz w:val="17"/>
+                <w:szCs w:val="17"/>
+                <w:rtl/>
+              </w:rPr>
+              <w:t xml:space="preserve">العلاقةُ التعاقدية</w:t>
+            </w:r>
+            <w:r>
+              <w:rPr>
+                <w:rFonts w:ascii="Arial" w:cs="Arial" w:eastAsia="Arial" w:hAnsi="Arial"/>
+                <w:b w:val="false"/>
+                <w:bCs w:val="false"/>
+                <w:color w:val="1A1A1A"/>
+                <w:sz w:val="17"/>
+                <w:szCs w:val="17"/>
+                <w:rtl/>
+              </w:rPr>
+              <w:t xml:space="preserve">)</w:t>
+            </w:r>
+          </w:p>
+        </w:tc>
+        <w:tc>
+          <w:tcPr>
+            <w:tcW w:type="dxa" w:w="2300"/>
+            <w:tcBorders>
+              <w:top w:val="single" w:color="C9D3DF" w:sz="2"/>
+              <w:left w:val="single" w:color="C9D3DF" w:sz="2"/>
+              <w:bottom w:val="single" w:color="C9D3DF" w:sz="2"/>
+              <w:right w:val="single" w:color="C9D3DF" w:sz="2"/>
+            </w:tcBorders>
+            <w:shd w:fill="FFFFFF" w:color="auto" w:val="clear"/>
+            <w:tcMar>
+              <w:top w:type="dxa" w:w="70"/>
+              <w:left w:type="dxa" w:w="110"/>
+              <w:bottom w:type="dxa" w:w="70"/>
+              <w:right w:type="dxa" w:w="110"/>
+            </w:tcMar>
+            <w:vAlign w:val="center"/>
+          </w:tcPr>
+          <w:p>
+            <w:pPr>
+              <w:bidi/>
+              <w:spacing w:after="0" w:line="250"/>
+              <w:jc w:val="both"/>
+            </w:pPr>
+            <w:r>
+              <w:rPr>
+                <w:rFonts w:ascii="Arial" w:cs="Arial" w:eastAsia="Arial" w:hAnsi="Arial"/>
+                <w:b/>
+                <w:bCs/>
+                <w:color w:val="1A1A1A"/>
+                <w:sz w:val="17"/>
+                <w:szCs w:val="17"/>
+                <w:rtl/>
+              </w:rPr>
+              <w:t xml:space="preserve">① زاويةٌ مشروعةٌ تُعلَن</w:t>
+            </w:r>
+          </w:p>
+        </w:tc>
+      </w:tr>
+      <w:tr>
+        <w:tc>
+          <w:tcPr>
+            <w:tcW w:type="dxa" w:w="7060"/>
+            <w:tcBorders>
+              <w:top w:val="single" w:color="C9D3DF" w:sz="2"/>
+              <w:left w:val="single" w:color="C9D3DF" w:sz="2"/>
+              <w:bottom w:val="single" w:color="C9D3DF" w:sz="2"/>
+              <w:right w:val="single" w:color="C9D3DF" w:sz="2"/>
+            </w:tcBorders>
+            <w:shd w:fill="EAF1F8" w:color="auto" w:val="clear"/>
+            <w:tcMar>
+              <w:top w:type="dxa" w:w="70"/>
+              <w:left w:type="dxa" w:w="110"/>
+              <w:bottom w:type="dxa" w:w="70"/>
+              <w:right w:type="dxa" w:w="110"/>
+            </w:tcMar>
+            <w:vAlign w:val="center"/>
+          </w:tcPr>
+          <w:p>
+            <w:pPr>
+              <w:bidi/>
+              <w:spacing w:after="0" w:line="250"/>
+              <w:jc w:val="both"/>
+            </w:pPr>
+            <w:r>
+              <w:rPr>
+                <w:rFonts w:ascii="Arial" w:cs="Arial" w:eastAsia="Arial" w:hAnsi="Arial"/>
+                <w:b w:val="false"/>
+                <w:bCs w:val="false"/>
+                <w:color w:val="1A1A1A"/>
+                <w:sz w:val="17"/>
+                <w:szCs w:val="17"/>
+                <w:rtl/>
+              </w:rPr>
+              <w:t xml:space="preserve">**</w:t>
+            </w:r>
+            <w:r>
+              <w:rPr>
+                <w:rFonts w:ascii="Arial" w:cs="Arial" w:eastAsia="Arial" w:hAnsi="Arial"/>
+                <w:b w:val="false"/>
+                <w:bCs w:val="false"/>
+                <w:color w:val="1A1A1A"/>
+                <w:sz w:val="17"/>
+                <w:szCs w:val="17"/>
+                <w:rtl/>
+              </w:rPr>
+              <w:t xml:space="preserve">يتحول إلى تقريرٍ في المركز بفلتر النطاق</w:t>
+            </w:r>
+            <w:r>
+              <w:rPr>
+                <w:rFonts w:ascii="Arial" w:cs="Arial" w:eastAsia="Arial" w:hAnsi="Arial"/>
+                <w:b w:val="false"/>
+                <w:bCs w:val="false"/>
+                <w:color w:val="1A1A1A"/>
+                <w:sz w:val="17"/>
+                <w:szCs w:val="17"/>
+                <w:rtl/>
+              </w:rPr>
+              <w:t xml:space="preserve">**</w:t>
+            </w:r>
+            <w:r>
+              <w:rPr>
+                <w:rFonts w:ascii="Arial" w:cs="Arial" w:eastAsia="Arial" w:hAnsi="Arial"/>
+                <w:b w:val="false"/>
+                <w:bCs w:val="false"/>
+                <w:color w:val="1A1A1A"/>
+                <w:sz w:val="17"/>
+                <w:szCs w:val="17"/>
+                <w:rtl/>
+              </w:rPr>
+              <w:t xml:space="preserve"> — </w:t>
+            </w:r>
+            <w:r>
+              <w:rPr>
+                <w:rFonts w:ascii="Arial" w:cs="Arial" w:eastAsia="Arial" w:hAnsi="Arial"/>
+                <w:b w:val="false"/>
+                <w:bCs w:val="false"/>
+                <w:color w:val="1A1A1A"/>
+                <w:sz w:val="17"/>
+                <w:szCs w:val="17"/>
+                <w:rtl/>
+              </w:rPr>
+              <w:t xml:space="preserve">**</w:t>
+            </w:r>
+            <w:r>
+              <w:rPr>
+                <w:rFonts w:ascii="Arial" w:cs="Arial" w:eastAsia="Arial" w:hAnsi="Arial"/>
+                <w:b w:val="false"/>
+                <w:bCs w:val="false"/>
+                <w:color w:val="1A1A1A"/>
+                <w:sz w:val="17"/>
+                <w:szCs w:val="17"/>
+                <w:rtl/>
+              </w:rPr>
+              <w:t xml:space="preserve">الميزانيةُ والانحرافُ في ثلاثَ عشرةَ إدارة</w:t>
+            </w:r>
+            <w:r>
+              <w:rPr>
+                <w:rFonts w:ascii="Arial" w:cs="Arial" w:eastAsia="Arial" w:hAnsi="Arial"/>
+                <w:b w:val="false"/>
+                <w:bCs w:val="false"/>
+                <w:color w:val="1A1A1A"/>
+                <w:sz w:val="17"/>
+                <w:szCs w:val="17"/>
+                <w:rtl/>
+              </w:rPr>
+              <w:t xml:space="preserve">**</w:t>
+            </w:r>
+            <w:r>
+              <w:rPr>
+                <w:rFonts w:ascii="Arial" w:cs="Arial" w:eastAsia="Arial" w:hAnsi="Arial"/>
+                <w:b w:val="false"/>
+                <w:bCs w:val="false"/>
+                <w:color w:val="1A1A1A"/>
+                <w:sz w:val="17"/>
+                <w:szCs w:val="17"/>
+                <w:rtl/>
+              </w:rPr>
+              <w:t xml:space="preserve"> و</w:t>
+            </w:r>
+            <w:r>
+              <w:rPr>
+                <w:rFonts w:ascii="Arial" w:cs="Arial" w:eastAsia="Arial" w:hAnsi="Arial"/>
+                <w:b w:val="false"/>
+                <w:bCs w:val="false"/>
+                <w:color w:val="1A1A1A"/>
+                <w:sz w:val="17"/>
+                <w:szCs w:val="17"/>
+                <w:rtl/>
+              </w:rPr>
+              <w:t xml:space="preserve">**</w:t>
+            </w:r>
+            <w:r>
+              <w:rPr>
+                <w:rFonts w:ascii="Arial" w:cs="Arial" w:eastAsia="Arial" w:hAnsi="Arial"/>
+                <w:b w:val="false"/>
+                <w:bCs w:val="false"/>
+                <w:color w:val="1A1A1A"/>
+                <w:sz w:val="17"/>
+                <w:szCs w:val="17"/>
+                <w:rtl/>
+              </w:rPr>
+              <w:t xml:space="preserve">التكاليفُ والربحيةُ في سبع</w:t>
+            </w:r>
+            <w:r>
+              <w:rPr>
+                <w:rFonts w:ascii="Arial" w:cs="Arial" w:eastAsia="Arial" w:hAnsi="Arial"/>
+                <w:b w:val="false"/>
+                <w:bCs w:val="false"/>
+                <w:color w:val="1A1A1A"/>
+                <w:sz w:val="17"/>
+                <w:szCs w:val="17"/>
+                <w:rtl/>
+              </w:rPr>
+              <w:t xml:space="preserve">**:</w:t>
+            </w:r>
+            <w:r>
+              <w:rPr>
+                <w:rFonts w:ascii="Arial" w:cs="Arial" w:eastAsia="Arial" w:hAnsi="Arial"/>
+                <w:b w:val="false"/>
+                <w:bCs w:val="false"/>
+                <w:color w:val="1A1A1A"/>
+                <w:sz w:val="17"/>
+                <w:szCs w:val="17"/>
+                <w:rtl/>
+              </w:rPr>
+              <w:t xml:space="preserve"> </w:t>
+            </w:r>
+            <w:r>
+              <w:rPr>
+                <w:rFonts w:ascii="Arial" w:cs="Arial" w:eastAsia="Arial" w:hAnsi="Arial"/>
+                <w:b w:val="false"/>
+                <w:bCs w:val="false"/>
+                <w:color w:val="1A1A1A"/>
+                <w:sz w:val="17"/>
+                <w:szCs w:val="17"/>
+                <w:rtl/>
+              </w:rPr>
+              <w:t xml:space="preserve">**</w:t>
+            </w:r>
+            <w:r>
+              <w:rPr>
+                <w:rFonts w:ascii="Arial" w:cs="Arial" w:eastAsia="Arial" w:hAnsi="Arial"/>
+                <w:b w:val="false"/>
+                <w:bCs w:val="false"/>
+                <w:color w:val="1A1A1A"/>
+                <w:sz w:val="17"/>
+                <w:szCs w:val="17"/>
+                <w:rtl/>
+              </w:rPr>
+              <w:t xml:space="preserve">سؤالُها واحدٌ ونطاقُها مختلف، فهي تقريرٌ بفلترٍ لا شاشةٌ مكررة</w:t>
+            </w:r>
+            <w:r>
+              <w:rPr>
+                <w:rFonts w:ascii="Arial" w:cs="Arial" w:eastAsia="Arial" w:hAnsi="Arial"/>
+                <w:b w:val="false"/>
+                <w:bCs w:val="false"/>
+                <w:color w:val="1A1A1A"/>
+                <w:sz w:val="17"/>
+                <w:szCs w:val="17"/>
+                <w:rtl/>
+              </w:rPr>
+              <w:t xml:space="preserve">**</w:t>
+            </w:r>
+          </w:p>
+        </w:tc>
+        <w:tc>
+          <w:tcPr>
+            <w:tcW w:type="dxa" w:w="2300"/>
+            <w:tcBorders>
+              <w:top w:val="single" w:color="C9D3DF" w:sz="2"/>
+              <w:left w:val="single" w:color="C9D3DF" w:sz="2"/>
+              <w:bottom w:val="single" w:color="C9D3DF" w:sz="2"/>
+              <w:right w:val="single" w:color="C9D3DF" w:sz="2"/>
+            </w:tcBorders>
+            <w:shd w:fill="EAF1F8" w:color="auto" w:val="clear"/>
+            <w:tcMar>
+              <w:top w:type="dxa" w:w="70"/>
+              <w:left w:type="dxa" w:w="110"/>
+              <w:bottom w:type="dxa" w:w="70"/>
+              <w:right w:type="dxa" w:w="110"/>
+            </w:tcMar>
+            <w:vAlign w:val="center"/>
+          </w:tcPr>
+          <w:p>
+            <w:pPr>
+              <w:bidi/>
+              <w:spacing w:after="0" w:line="250"/>
+              <w:jc w:val="both"/>
+            </w:pPr>
+            <w:r>
+              <w:rPr>
+                <w:rFonts w:ascii="Arial" w:cs="Arial" w:eastAsia="Arial" w:hAnsi="Arial"/>
+                <w:b/>
+                <w:bCs/>
+                <w:color w:val="1A1A1A"/>
+                <w:sz w:val="17"/>
+                <w:szCs w:val="17"/>
+                <w:rtl/>
+              </w:rPr>
+              <w:t xml:space="preserve">② تقريرٌ بفلتر</w:t>
+            </w:r>
+          </w:p>
+        </w:tc>
+      </w:tr>
+      <w:tr>
+        <w:tc>
+          <w:tcPr>
+            <w:tcW w:type="dxa" w:w="7060"/>
+            <w:tcBorders>
+              <w:top w:val="single" w:color="C9D3DF" w:sz="2"/>
+              <w:left w:val="single" w:color="C9D3DF" w:sz="2"/>
+              <w:bottom w:val="single" w:color="C9D3DF" w:sz="2"/>
+              <w:right w:val="single" w:color="C9D3DF" w:sz="2"/>
+            </w:tcBorders>
+            <w:shd w:fill="FFFFFF" w:color="auto" w:val="clear"/>
+            <w:tcMar>
+              <w:top w:type="dxa" w:w="70"/>
+              <w:left w:type="dxa" w:w="110"/>
+              <w:bottom w:type="dxa" w:w="70"/>
+              <w:right w:type="dxa" w:w="110"/>
+            </w:tcMar>
+            <w:vAlign w:val="center"/>
+          </w:tcPr>
+          <w:p>
+            <w:pPr>
+              <w:bidi/>
+              <w:spacing w:after="0" w:line="250"/>
+              <w:jc w:val="both"/>
+            </w:pPr>
+            <w:r>
+              <w:rPr>
+                <w:rFonts w:ascii="Arial" w:cs="Arial" w:eastAsia="Arial" w:hAnsi="Arial"/>
+                <w:b w:val="false"/>
+                <w:bCs w:val="false"/>
+                <w:color w:val="1A1A1A"/>
+                <w:sz w:val="17"/>
+                <w:szCs w:val="17"/>
+                <w:rtl/>
+              </w:rPr>
+              <w:t xml:space="preserve">**</w:t>
+            </w:r>
+            <w:r>
+              <w:rPr>
+                <w:rFonts w:ascii="Arial" w:cs="Arial" w:eastAsia="Arial" w:hAnsi="Arial"/>
+                <w:b w:val="false"/>
+                <w:bCs w:val="false"/>
+                <w:color w:val="1A1A1A"/>
+                <w:sz w:val="17"/>
+                <w:szCs w:val="17"/>
+                <w:rtl/>
+              </w:rPr>
+              <w:t xml:space="preserve">يخرج فعلًا</w:t>
+            </w:r>
+            <w:r>
+              <w:rPr>
+                <w:rFonts w:ascii="Arial" w:cs="Arial" w:eastAsia="Arial" w:hAnsi="Arial"/>
+                <w:b w:val="false"/>
+                <w:bCs w:val="false"/>
+                <w:color w:val="1A1A1A"/>
+                <w:sz w:val="17"/>
+                <w:szCs w:val="17"/>
+                <w:rtl/>
+              </w:rPr>
+              <w:t xml:space="preserve">**</w:t>
+            </w:r>
+            <w:r>
+              <w:rPr>
+                <w:rFonts w:ascii="Arial" w:cs="Arial" w:eastAsia="Arial" w:hAnsi="Arial"/>
+                <w:b w:val="false"/>
+                <w:bCs w:val="false"/>
+                <w:color w:val="1A1A1A"/>
+                <w:sz w:val="17"/>
+                <w:szCs w:val="17"/>
+                <w:rtl/>
+              </w:rPr>
+              <w:t xml:space="preserve"> — لأن لا زاويةَ له</w:t>
+            </w:r>
+            <w:r>
+              <w:rPr>
+                <w:rFonts w:ascii="Arial" w:cs="Arial" w:eastAsia="Arial" w:hAnsi="Arial"/>
+                <w:b w:val="false"/>
+                <w:bCs w:val="false"/>
+                <w:color w:val="1A1A1A"/>
+                <w:sz w:val="17"/>
+                <w:szCs w:val="17"/>
+                <w:rtl/>
+              </w:rPr>
+              <w:t xml:space="preserve">:</w:t>
+            </w:r>
+            <w:r>
+              <w:rPr>
+                <w:rFonts w:ascii="Arial" w:cs="Arial" w:eastAsia="Arial" w:hAnsi="Arial"/>
+                <w:b w:val="false"/>
+                <w:bCs w:val="false"/>
+                <w:color w:val="1A1A1A"/>
+                <w:sz w:val="17"/>
+                <w:szCs w:val="17"/>
+                <w:rtl/>
+              </w:rPr>
+              <w:t xml:space="preserve"> </w:t>
+            </w:r>
+            <w:r>
+              <w:rPr>
+                <w:rFonts w:ascii="Arial" w:cs="Arial" w:eastAsia="Arial" w:hAnsi="Arial"/>
+                <w:b w:val="false"/>
+                <w:bCs w:val="false"/>
+                <w:color w:val="1A1A1A"/>
+                <w:sz w:val="17"/>
+                <w:szCs w:val="17"/>
+                <w:rtl/>
+              </w:rPr>
+              <w:t xml:space="preserve">**</w:t>
+            </w:r>
+            <w:r>
+              <w:rPr>
+                <w:rFonts w:ascii="Arial" w:cs="Arial" w:eastAsia="Arial" w:hAnsi="Arial"/>
+                <w:b w:val="false"/>
+                <w:bCs w:val="false"/>
+                <w:color w:val="1A1A1A"/>
+                <w:sz w:val="17"/>
+                <w:szCs w:val="17"/>
+                <w:rtl/>
+              </w:rPr>
+              <w:t xml:space="preserve">شروطُ تعديل السعر في التشغيل</w:t>
+            </w:r>
+            <w:r>
+              <w:rPr>
+                <w:rFonts w:ascii="Arial" w:cs="Arial" w:eastAsia="Arial" w:hAnsi="Arial"/>
+                <w:b w:val="false"/>
+                <w:bCs w:val="false"/>
+                <w:color w:val="1A1A1A"/>
+                <w:sz w:val="17"/>
+                <w:szCs w:val="17"/>
+                <w:rtl/>
+              </w:rPr>
+              <w:t xml:space="preserve">**</w:t>
+            </w:r>
+            <w:r>
+              <w:rPr>
+                <w:rFonts w:ascii="Arial" w:cs="Arial" w:eastAsia="Arial" w:hAnsi="Arial"/>
+                <w:b w:val="false"/>
+                <w:bCs w:val="false"/>
+                <w:color w:val="1A1A1A"/>
+                <w:sz w:val="17"/>
+                <w:szCs w:val="17"/>
+                <w:rtl/>
+              </w:rPr>
+              <w:t xml:space="preserve"> </w:t>
+            </w:r>
+            <w:r>
+              <w:rPr>
+                <w:rFonts w:ascii="Arial" w:cs="Arial" w:eastAsia="Arial" w:hAnsi="Arial"/>
+                <w:b w:val="false"/>
+                <w:bCs w:val="false"/>
+                <w:color w:val="1A1A1A"/>
+                <w:sz w:val="17"/>
+                <w:szCs w:val="17"/>
+                <w:rtl/>
+              </w:rPr>
+              <w:t xml:space="preserve">(</w:t>
+            </w:r>
+            <w:r>
+              <w:rPr>
+                <w:rFonts w:ascii="Arial" w:cs="Arial" w:eastAsia="Arial" w:hAnsi="Arial"/>
+                <w:b w:val="false"/>
+                <w:bCs w:val="false"/>
+                <w:color w:val="1A1A1A"/>
+                <w:sz w:val="17"/>
+                <w:szCs w:val="17"/>
+                <w:rtl/>
+              </w:rPr>
+              <w:t xml:space="preserve">قرارٌ تعاقديٌّ لا تشغيلي</w:t>
+            </w:r>
+            <w:r>
+              <w:rPr>
+                <w:rFonts w:ascii="Arial" w:cs="Arial" w:eastAsia="Arial" w:hAnsi="Arial"/>
+                <w:b w:val="false"/>
+                <w:bCs w:val="false"/>
+                <w:color w:val="1A1A1A"/>
+                <w:sz w:val="17"/>
+                <w:szCs w:val="17"/>
+                <w:rtl/>
+              </w:rPr>
+              <w:t xml:space="preserve">)</w:t>
+            </w:r>
+            <w:r>
+              <w:rPr>
+                <w:rFonts w:ascii="Arial" w:cs="Arial" w:eastAsia="Arial" w:hAnsi="Arial"/>
+                <w:b w:val="false"/>
+                <w:bCs w:val="false"/>
+                <w:color w:val="1A1A1A"/>
+                <w:sz w:val="17"/>
+                <w:szCs w:val="17"/>
+                <w:rtl/>
+              </w:rPr>
+              <w:t xml:space="preserve"> </w:t>
+            </w:r>
+            <w:r>
+              <w:rPr>
+                <w:rFonts w:ascii="Arial" w:cs="Arial" w:eastAsia="Arial" w:hAnsi="Arial"/>
+                <w:b w:val="false"/>
+                <w:bCs w:val="false"/>
+                <w:color w:val="1A1A1A"/>
+                <w:sz w:val="17"/>
+                <w:szCs w:val="17"/>
+                <w:rtl/>
+              </w:rPr>
+              <w:t xml:space="preserve">·</w:t>
+            </w:r>
+            <w:r>
+              <w:rPr>
+                <w:rFonts w:ascii="Arial" w:cs="Arial" w:eastAsia="Arial" w:hAnsi="Arial"/>
+                <w:b w:val="false"/>
+                <w:bCs w:val="false"/>
+                <w:color w:val="1A1A1A"/>
+                <w:sz w:val="17"/>
+                <w:szCs w:val="17"/>
+                <w:rtl/>
+              </w:rPr>
+              <w:t xml:space="preserve"> </w:t>
+            </w:r>
+            <w:r>
+              <w:rPr>
+                <w:rFonts w:ascii="Arial" w:cs="Arial" w:eastAsia="Arial" w:hAnsi="Arial"/>
+                <w:b w:val="false"/>
+                <w:bCs w:val="false"/>
+                <w:color w:val="1A1A1A"/>
+                <w:sz w:val="17"/>
+                <w:szCs w:val="17"/>
+                <w:rtl/>
+              </w:rPr>
+              <w:t xml:space="preserve">**</w:t>
+            </w:r>
+            <w:r>
+              <w:rPr>
+                <w:rFonts w:ascii="Arial" w:cs="Arial" w:eastAsia="Arial" w:hAnsi="Arial"/>
+                <w:b w:val="false"/>
+                <w:bCs w:val="false"/>
+                <w:color w:val="1A1A1A"/>
+                <w:sz w:val="17"/>
+                <w:szCs w:val="17"/>
+                <w:rtl/>
+              </w:rPr>
+              <w:t xml:space="preserve">وتصفيةُ إنهاء عقد المورد في المالية</w:t>
+            </w:r>
+            <w:r>
+              <w:rPr>
+                <w:rFonts w:ascii="Arial" w:cs="Arial" w:eastAsia="Arial" w:hAnsi="Arial"/>
+                <w:b w:val="false"/>
+                <w:bCs w:val="false"/>
+                <w:color w:val="1A1A1A"/>
+                <w:sz w:val="17"/>
+                <w:szCs w:val="17"/>
+                <w:rtl/>
+              </w:rPr>
+              <w:t xml:space="preserve">**</w:t>
+            </w:r>
+            <w:r>
+              <w:rPr>
+                <w:rFonts w:ascii="Arial" w:cs="Arial" w:eastAsia="Arial" w:hAnsi="Arial"/>
+                <w:b w:val="false"/>
+                <w:bCs w:val="false"/>
+                <w:color w:val="1A1A1A"/>
+                <w:sz w:val="17"/>
+                <w:szCs w:val="17"/>
+                <w:rtl/>
+              </w:rPr>
+              <w:t xml:space="preserve"> </w:t>
+            </w:r>
+            <w:r>
+              <w:rPr>
+                <w:rFonts w:ascii="Arial" w:cs="Arial" w:eastAsia="Arial" w:hAnsi="Arial"/>
+                <w:b w:val="false"/>
+                <w:bCs w:val="false"/>
+                <w:color w:val="1A1A1A"/>
+                <w:sz w:val="17"/>
+                <w:szCs w:val="17"/>
+                <w:rtl/>
+              </w:rPr>
+              <w:t xml:space="preserve">(</w:t>
+            </w:r>
+            <w:r>
+              <w:rPr>
+                <w:rFonts w:ascii="Arial" w:cs="Arial" w:eastAsia="Arial" w:hAnsi="Arial"/>
+                <w:b w:val="false"/>
+                <w:bCs w:val="false"/>
+                <w:color w:val="1A1A1A"/>
+                <w:sz w:val="17"/>
+                <w:szCs w:val="17"/>
+                <w:rtl/>
+              </w:rPr>
+              <w:t xml:space="preserve">والماليةُ تعتمد الأثرَ لا تُنهي العقد</w:t>
+            </w:r>
+            <w:r>
+              <w:rPr>
+                <w:rFonts w:ascii="Arial" w:cs="Arial" w:eastAsia="Arial" w:hAnsi="Arial"/>
+                <w:b w:val="false"/>
+                <w:bCs w:val="false"/>
+                <w:color w:val="1A1A1A"/>
+                <w:sz w:val="17"/>
+                <w:szCs w:val="17"/>
+                <w:rtl/>
+              </w:rPr>
+              <w:t xml:space="preserve">)</w:t>
+            </w:r>
+            <w:r>
+              <w:rPr>
+                <w:rFonts w:ascii="Arial" w:cs="Arial" w:eastAsia="Arial" w:hAnsi="Arial"/>
+                <w:b w:val="false"/>
+                <w:bCs w:val="false"/>
+                <w:color w:val="1A1A1A"/>
+                <w:sz w:val="17"/>
+                <w:szCs w:val="17"/>
+                <w:rtl/>
+              </w:rPr>
+              <w:t xml:space="preserve"> </w:t>
+            </w:r>
+            <w:r>
+              <w:rPr>
+                <w:rFonts w:ascii="Arial" w:cs="Arial" w:eastAsia="Arial" w:hAnsi="Arial"/>
+                <w:b w:val="false"/>
+                <w:bCs w:val="false"/>
+                <w:color w:val="1A1A1A"/>
+                <w:sz w:val="17"/>
+                <w:szCs w:val="17"/>
+                <w:rtl/>
+              </w:rPr>
+              <w:t xml:space="preserve">·</w:t>
+            </w:r>
+            <w:r>
+              <w:rPr>
+                <w:rFonts w:ascii="Arial" w:cs="Arial" w:eastAsia="Arial" w:hAnsi="Arial"/>
+                <w:b w:val="false"/>
+                <w:bCs w:val="false"/>
+                <w:color w:val="1A1A1A"/>
+                <w:sz w:val="17"/>
+                <w:szCs w:val="17"/>
+                <w:rtl/>
+              </w:rPr>
+              <w:t xml:space="preserve"> </w:t>
+            </w:r>
+            <w:r>
+              <w:rPr>
+                <w:rFonts w:ascii="Arial" w:cs="Arial" w:eastAsia="Arial" w:hAnsi="Arial"/>
+                <w:b w:val="false"/>
+                <w:bCs w:val="false"/>
+                <w:color w:val="1A1A1A"/>
+                <w:sz w:val="17"/>
+                <w:szCs w:val="17"/>
+                <w:rtl/>
+              </w:rPr>
+              <w:t xml:space="preserve">**</w:t>
+            </w:r>
+            <w:r>
+              <w:rPr>
+                <w:rFonts w:ascii="Arial" w:cs="Arial" w:eastAsia="Arial" w:hAnsi="Arial"/>
+                <w:b w:val="false"/>
+                <w:bCs w:val="false"/>
+                <w:color w:val="1A1A1A"/>
+                <w:sz w:val="17"/>
+                <w:szCs w:val="17"/>
+                <w:rtl/>
+              </w:rPr>
+              <w:t xml:space="preserve">وإعدادُ الإهلاك في الأسطول</w:t>
+            </w:r>
+            <w:r>
+              <w:rPr>
+                <w:rFonts w:ascii="Arial" w:cs="Arial" w:eastAsia="Arial" w:hAnsi="Arial"/>
+                <w:b w:val="false"/>
+                <w:bCs w:val="false"/>
+                <w:color w:val="1A1A1A"/>
+                <w:sz w:val="17"/>
+                <w:szCs w:val="17"/>
+                <w:rtl/>
+              </w:rPr>
+              <w:t xml:space="preserve">**</w:t>
+            </w:r>
+            <w:r>
+              <w:rPr>
+                <w:rFonts w:ascii="Arial" w:cs="Arial" w:eastAsia="Arial" w:hAnsi="Arial"/>
+                <w:b w:val="false"/>
+                <w:bCs w:val="false"/>
+                <w:color w:val="1A1A1A"/>
+                <w:sz w:val="17"/>
+                <w:szCs w:val="17"/>
+                <w:rtl/>
+              </w:rPr>
+              <w:t xml:space="preserve"> </w:t>
+            </w:r>
+            <w:r>
+              <w:rPr>
+                <w:rFonts w:ascii="Arial" w:cs="Arial" w:eastAsia="Arial" w:hAnsi="Arial"/>
+                <w:b w:val="false"/>
+                <w:bCs w:val="false"/>
+                <w:color w:val="1A1A1A"/>
+                <w:sz w:val="17"/>
+                <w:szCs w:val="17"/>
+                <w:rtl/>
+              </w:rPr>
+              <w:t xml:space="preserve">(</w:t>
+            </w:r>
+            <w:r>
+              <w:rPr>
+                <w:rFonts w:ascii="Arial" w:cs="Arial" w:eastAsia="Arial" w:hAnsi="Arial"/>
+                <w:b w:val="false"/>
+                <w:bCs w:val="false"/>
+                <w:color w:val="1A1A1A"/>
+                <w:sz w:val="17"/>
+                <w:szCs w:val="17"/>
+                <w:rtl/>
+              </w:rPr>
+              <w:t xml:space="preserve">والأسطولُ يملك السجلَّ لا المعالجةَ المحاسبية</w:t>
+            </w:r>
+            <w:r>
+              <w:rPr>
+                <w:rFonts w:ascii="Arial" w:cs="Arial" w:eastAsia="Arial" w:hAnsi="Arial"/>
+                <w:b w:val="false"/>
+                <w:bCs w:val="false"/>
+                <w:color w:val="1A1A1A"/>
+                <w:sz w:val="17"/>
+                <w:szCs w:val="17"/>
+                <w:rtl/>
+              </w:rPr>
+              <w:t xml:space="preserve">)</w:t>
+            </w:r>
+          </w:p>
+        </w:tc>
+        <w:tc>
+          <w:tcPr>
+            <w:tcW w:type="dxa" w:w="2300"/>
+            <w:tcBorders>
+              <w:top w:val="single" w:color="C9D3DF" w:sz="2"/>
+              <w:left w:val="single" w:color="C9D3DF" w:sz="2"/>
+              <w:bottom w:val="single" w:color="C9D3DF" w:sz="2"/>
+              <w:right w:val="single" w:color="C9D3DF" w:sz="2"/>
+            </w:tcBorders>
+            <w:shd w:fill="FFFFFF" w:color="auto" w:val="clear"/>
+            <w:tcMar>
+              <w:top w:type="dxa" w:w="70"/>
+              <w:left w:type="dxa" w:w="110"/>
+              <w:bottom w:type="dxa" w:w="70"/>
+              <w:right w:type="dxa" w:w="110"/>
+            </w:tcMar>
+            <w:vAlign w:val="center"/>
+          </w:tcPr>
+          <w:p>
+            <w:pPr>
+              <w:bidi/>
+              <w:spacing w:after="0" w:line="250"/>
+              <w:jc w:val="both"/>
+            </w:pPr>
+            <w:r>
+              <w:rPr>
+                <w:rFonts w:ascii="Arial" w:cs="Arial" w:eastAsia="Arial" w:hAnsi="Arial"/>
+                <w:b/>
+                <w:bCs/>
+                <w:color w:val="1A1A1A"/>
+                <w:sz w:val="17"/>
+                <w:szCs w:val="17"/>
+                <w:rtl/>
+              </w:rPr>
+              <w:t xml:space="preserve">③ بلا زاويةٍ — يُخرج</w:t>
+            </w:r>
+          </w:p>
+        </w:tc>
+      </w:tr>
+    </w:tbl>
+    <w:tbl>
+      <w:tblPr>
+        <w:bidiVisual/>
+        <w:tblW w:type="dxa" w:w="9360"/>
+        <w:tblBorders>
+          <w:top w:val="single" w:color="auto" w:sz="4"/>
+          <w:left w:val="single" w:color="auto" w:sz="4"/>
+          <w:bottom w:val="single" w:color="auto" w:sz="4"/>
+          <w:right w:val="single" w:color="auto" w:sz="4"/>
+          <w:insideH w:val="single" w:color="auto" w:sz="4"/>
+          <w:insideV w:val="single" w:color="auto" w:sz="4"/>
+        </w:tblBorders>
+      </w:tblPr>
+      <w:tblGrid>
+        <w:gridCol w:w="9360"/>
+      </w:tblGrid>
+      <w:tr>
+        <w:tc>
+          <w:tcPr>
+            <w:tcW w:type="dxa" w:w="9360"/>
+            <w:tcBorders>
+              <w:top w:val="none"/>
+              <w:left w:val="none"/>
+              <w:bottom w:val="none"/>
               <w:right w:val="single" w:color="5B2E91" w:sz="12"/>
             </w:tcBorders>
             <w:shd w:fill="F1EAF9" w:color="auto" w:val="clear"/>
@@ -11740,7 +13695,7 @@
                 <w:szCs w:val="17"/>
                 <w:rtl/>
               </w:rPr>
-              <w:t xml:space="preserve">والقاعدةُ التي تحسمها </w:t>
+              <w:t xml:space="preserve">القاعدةُ الحاسمة </w:t>
             </w:r>
             <w:r>
               <w:rPr>
@@ -11782,16 +13737,16 @@
                 <w:szCs w:val="17"/>
                 <w:rtl/>
               </w:rPr>
-              <w:t xml:space="preserve">الإدارةُ تملك شاشاتِها وتطّلع على أثر غيرِها — لا شاشاتِه</w:t>
-            </w:r>
-            <w:r>
-              <w:rPr>
-                <w:rFonts w:ascii="Arial" w:cs="Arial" w:eastAsia="Arial" w:hAnsi="Arial"/>
-                <w:sz w:val="17"/>
-                <w:szCs w:val="17"/>
-                <w:rtl/>
-              </w:rPr>
-              <w:t xml:space="preserve">**</w:t>
+              <w:t xml:space="preserve">لا تُحتكر المعلومةُ في إدارةٍ واحدة — ولا تُنسخ الشاشةُ بلا زاوية</w:t>
+            </w:r>
+            <w:r>
+              <w:rPr>
+                <w:rFonts w:ascii="Arial" w:cs="Arial" w:eastAsia="Arial" w:hAnsi="Arial"/>
+                <w:sz w:val="17"/>
+                <w:szCs w:val="17"/>
+                <w:rtl/>
+              </w:rPr>
+              <w:t xml:space="preserve">.**</w:t>
             </w:r>
             <w:r>
               <w:rPr>
@@ -11807,27 +13762,45 @@
                 <w:rFonts w:ascii="Arial" w:cs="Arial" w:eastAsia="Arial" w:hAnsi="Arial"/>
                 <w:sz w:val="17"/>
                 <w:szCs w:val="17"/>
-                <w:rtl w:val="false"/>
-              </w:rPr>
-              <w:t xml:space="preserve">(NAV-01</w:t>
-            </w:r>
-            <w:r>
-              <w:rPr>
-                <w:rFonts w:ascii="Arial" w:cs="Arial" w:eastAsia="Arial" w:hAnsi="Arial"/>
-                <w:sz w:val="17"/>
-                <w:szCs w:val="17"/>
-                <w:rtl/>
-              </w:rPr>
-              <w:t xml:space="preserve"> §</w:t>
-            </w:r>
-            <w:r>
-              <w:rPr>
-                <w:rFonts w:ascii="Arial" w:cs="Arial" w:eastAsia="Arial" w:hAnsi="Arial"/>
-                <w:sz w:val="17"/>
-                <w:szCs w:val="17"/>
-                <w:rtl w:val="false"/>
-              </w:rPr>
-              <w:t xml:space="preserve">6).</w:t>
+                <w:rtl/>
+              </w:rPr>
+              <w:t xml:space="preserve">**</w:t>
+            </w:r>
+            <w:r>
+              <w:rPr>
+                <w:rFonts w:ascii="Arial" w:cs="Arial" w:eastAsia="Arial" w:hAnsi="Arial"/>
+                <w:sz w:val="17"/>
+                <w:szCs w:val="17"/>
+                <w:rtl/>
+              </w:rPr>
+              <w:t xml:space="preserve">فكلُّ ظهورٍ لشاشةٍ في إدارةٍ غيرِ مالكها يحتاج صفَّ عرضٍ يعلن</w:t>
+            </w:r>
+            <w:r>
+              <w:rPr>
+                <w:rFonts w:ascii="Arial" w:cs="Arial" w:eastAsia="Arial" w:hAnsi="Arial"/>
+                <w:sz w:val="17"/>
+                <w:szCs w:val="17"/>
+                <w:rtl/>
+              </w:rPr>
+              <w:t xml:space="preserve">:</w:t>
+            </w:r>
+            <w:r>
+              <w:rPr>
+                <w:rFonts w:ascii="Arial" w:cs="Arial" w:eastAsia="Arial" w:hAnsi="Arial"/>
+                <w:sz w:val="17"/>
+                <w:szCs w:val="17"/>
+                <w:rtl/>
+              </w:rPr>
+              <w:t xml:space="preserve"> النطاقَ والزاويةَ والأفعالَ المتاحةَ والمجموعةَ في قائمته</w:t>
+            </w:r>
+            <w:r>
+              <w:rPr>
+                <w:rFonts w:ascii="Arial" w:cs="Arial" w:eastAsia="Arial" w:hAnsi="Arial"/>
+                <w:sz w:val="17"/>
+                <w:szCs w:val="17"/>
+                <w:rtl/>
+              </w:rPr>
+              <w:t xml:space="preserve">.**</w:t>
             </w:r>
             <w:r>
               <w:rPr>
@@ -11854,295 +13827,7 @@
                 <w:szCs w:val="17"/>
                 <w:rtl/>
               </w:rPr>
-              <w:t xml:space="preserve">والاطّلاعُ ثلاثةُ أشكالٍ لا رابعَ لها</w:t>
-            </w:r>
-            <w:r>
-              <w:rPr>
-                <w:rFonts w:ascii="Arial" w:cs="Arial" w:eastAsia="Arial" w:hAnsi="Arial"/>
-                <w:sz w:val="17"/>
-                <w:szCs w:val="17"/>
-                <w:rtl/>
-              </w:rPr>
-              <w:t xml:space="preserve">**:</w:t>
-            </w:r>
-            <w:r>
-              <w:rPr>
-                <w:rFonts w:ascii="Arial" w:cs="Arial" w:eastAsia="Arial" w:hAnsi="Arial"/>
-                <w:sz w:val="17"/>
-                <w:szCs w:val="17"/>
-                <w:rtl/>
-              </w:rPr>
-              <w:t xml:space="preserve"> </w:t>
-            </w:r>
-            <w:r>
-              <w:rPr>
-                <w:rFonts w:ascii="Arial" w:cs="Arial" w:eastAsia="Arial" w:hAnsi="Arial"/>
-                <w:sz w:val="17"/>
-                <w:szCs w:val="17"/>
-                <w:rtl/>
-              </w:rPr>
-              <w:t xml:space="preserve">**</w:t>
-            </w:r>
-            <w:r>
-              <w:rPr>
-                <w:rFonts w:ascii="Arial" w:cs="Arial" w:eastAsia="Arial" w:hAnsi="Arial"/>
-                <w:sz w:val="17"/>
-                <w:szCs w:val="17"/>
-                <w:rtl/>
-              </w:rPr>
-              <w:t xml:space="preserve">① بطاقةُ ملخَّصٍ داخل الملف الأم</w:t>
-            </w:r>
-            <w:r>
-              <w:rPr>
-                <w:rFonts w:ascii="Arial" w:cs="Arial" w:eastAsia="Arial" w:hAnsi="Arial"/>
-                <w:sz w:val="17"/>
-                <w:szCs w:val="17"/>
-                <w:rtl/>
-              </w:rPr>
-              <w:t xml:space="preserve">**</w:t>
-            </w:r>
-            <w:r>
-              <w:rPr>
-                <w:rFonts w:ascii="Arial" w:cs="Arial" w:eastAsia="Arial" w:hAnsi="Arial"/>
-                <w:sz w:val="17"/>
-                <w:szCs w:val="17"/>
-                <w:rtl/>
-              </w:rPr>
-              <w:t xml:space="preserve"> </w:t>
-            </w:r>
-            <w:r>
-              <w:rPr>
-                <w:rFonts w:ascii="Arial" w:cs="Arial" w:eastAsia="Arial" w:hAnsi="Arial"/>
-                <w:sz w:val="17"/>
-                <w:szCs w:val="17"/>
-                <w:rtl/>
-              </w:rPr>
-              <w:t xml:space="preserve">(</w:t>
-            </w:r>
-            <w:r>
-              <w:rPr>
-                <w:rFonts w:ascii="Arial" w:cs="Arial" w:eastAsia="Arial" w:hAnsi="Arial"/>
-                <w:sz w:val="17"/>
-                <w:szCs w:val="17"/>
-                <w:rtl/>
-              </w:rPr>
-              <w:t xml:space="preserve">فالتشغيلُ يرى ملخَّصَ العقد في ملف المشروع لا شاشةَ تعديله</w:t>
-            </w:r>
-            <w:r>
-              <w:rPr>
-                <w:rFonts w:ascii="Arial" w:cs="Arial" w:eastAsia="Arial" w:hAnsi="Arial"/>
-                <w:sz w:val="17"/>
-                <w:szCs w:val="17"/>
-                <w:rtl/>
-              </w:rPr>
-              <w:t xml:space="preserve">)</w:t>
-            </w:r>
-            <w:r>
-              <w:rPr>
-                <w:rFonts w:ascii="Arial" w:cs="Arial" w:eastAsia="Arial" w:hAnsi="Arial"/>
-                <w:sz w:val="17"/>
-                <w:szCs w:val="17"/>
-                <w:rtl/>
-              </w:rPr>
-              <w:t xml:space="preserve"> </w:t>
-            </w:r>
-            <w:r>
-              <w:rPr>
-                <w:rFonts w:ascii="Arial" w:cs="Arial" w:eastAsia="Arial" w:hAnsi="Arial"/>
-                <w:sz w:val="17"/>
-                <w:szCs w:val="17"/>
-                <w:rtl/>
-              </w:rPr>
-              <w:t xml:space="preserve">·</w:t>
-            </w:r>
-            <w:r>
-              <w:rPr>
-                <w:rFonts w:ascii="Arial" w:cs="Arial" w:eastAsia="Arial" w:hAnsi="Arial"/>
-                <w:sz w:val="17"/>
-                <w:szCs w:val="17"/>
-                <w:rtl/>
-              </w:rPr>
-              <w:t xml:space="preserve"> </w:t>
-            </w:r>
-            <w:r>
-              <w:rPr>
-                <w:rFonts w:ascii="Arial" w:cs="Arial" w:eastAsia="Arial" w:hAnsi="Arial"/>
-                <w:sz w:val="17"/>
-                <w:szCs w:val="17"/>
-                <w:rtl/>
-              </w:rPr>
-              <w:t xml:space="preserve">**</w:t>
-            </w:r>
-            <w:r>
-              <w:rPr>
-                <w:rFonts w:ascii="Arial" w:cs="Arial" w:eastAsia="Arial" w:hAnsi="Arial"/>
-                <w:sz w:val="17"/>
-                <w:szCs w:val="17"/>
-                <w:rtl/>
-              </w:rPr>
-              <w:t xml:space="preserve">② تقريرٌ في المركز بفلتر النطاق</w:t>
-            </w:r>
-            <w:r>
-              <w:rPr>
-                <w:rFonts w:ascii="Arial" w:cs="Arial" w:eastAsia="Arial" w:hAnsi="Arial"/>
-                <w:sz w:val="17"/>
-                <w:szCs w:val="17"/>
-                <w:rtl/>
-              </w:rPr>
-              <w:t xml:space="preserve">**</w:t>
-            </w:r>
-            <w:r>
-              <w:rPr>
-                <w:rFonts w:ascii="Arial" w:cs="Arial" w:eastAsia="Arial" w:hAnsi="Arial"/>
-                <w:sz w:val="17"/>
-                <w:szCs w:val="17"/>
-                <w:rtl/>
-              </w:rPr>
-              <w:t xml:space="preserve"> </w:t>
-            </w:r>
-            <w:r>
-              <w:rPr>
-                <w:rFonts w:ascii="Arial" w:cs="Arial" w:eastAsia="Arial" w:hAnsi="Arial"/>
-                <w:sz w:val="17"/>
-                <w:szCs w:val="17"/>
-                <w:rtl/>
-              </w:rPr>
-              <w:t xml:space="preserve">(</w:t>
-            </w:r>
-            <w:r>
-              <w:rPr>
-                <w:rFonts w:ascii="Arial" w:cs="Arial" w:eastAsia="Arial" w:hAnsi="Arial"/>
-                <w:sz w:val="17"/>
-                <w:szCs w:val="17"/>
-                <w:rtl/>
-              </w:rPr>
-              <w:t xml:space="preserve">الميزانيةُ والتكاليف</w:t>
-            </w:r>
-            <w:r>
-              <w:rPr>
-                <w:rFonts w:ascii="Arial" w:cs="Arial" w:eastAsia="Arial" w:hAnsi="Arial"/>
-                <w:sz w:val="17"/>
-                <w:szCs w:val="17"/>
-                <w:rtl/>
-              </w:rPr>
-              <w:t xml:space="preserve">)</w:t>
-            </w:r>
-            <w:r>
-              <w:rPr>
-                <w:rFonts w:ascii="Arial" w:cs="Arial" w:eastAsia="Arial" w:hAnsi="Arial"/>
-                <w:sz w:val="17"/>
-                <w:szCs w:val="17"/>
-                <w:rtl/>
-              </w:rPr>
-              <w:t xml:space="preserve"> </w:t>
-            </w:r>
-            <w:r>
-              <w:rPr>
-                <w:rFonts w:ascii="Arial" w:cs="Arial" w:eastAsia="Arial" w:hAnsi="Arial"/>
-                <w:sz w:val="17"/>
-                <w:szCs w:val="17"/>
-                <w:rtl/>
-              </w:rPr>
-              <w:t xml:space="preserve">·</w:t>
-            </w:r>
-            <w:r>
-              <w:rPr>
-                <w:rFonts w:ascii="Arial" w:cs="Arial" w:eastAsia="Arial" w:hAnsi="Arial"/>
-                <w:sz w:val="17"/>
-                <w:szCs w:val="17"/>
-                <w:rtl/>
-              </w:rPr>
-              <w:t xml:space="preserve"> </w:t>
-            </w:r>
-            <w:r>
-              <w:rPr>
-                <w:rFonts w:ascii="Arial" w:cs="Arial" w:eastAsia="Arial" w:hAnsi="Arial"/>
-                <w:sz w:val="17"/>
-                <w:szCs w:val="17"/>
-                <w:rtl/>
-              </w:rPr>
-              <w:t xml:space="preserve">**</w:t>
-            </w:r>
-            <w:r>
-              <w:rPr>
-                <w:rFonts w:ascii="Arial" w:cs="Arial" w:eastAsia="Arial" w:hAnsi="Arial"/>
-                <w:sz w:val="17"/>
-                <w:szCs w:val="17"/>
-                <w:rtl/>
-              </w:rPr>
-              <w:t xml:space="preserve">③ رابطُ قراءةٍ من سطرٍ إلى مصدره</w:t>
-            </w:r>
-            <w:r>
-              <w:rPr>
-                <w:rFonts w:ascii="Arial" w:cs="Arial" w:eastAsia="Arial" w:hAnsi="Arial"/>
-                <w:sz w:val="17"/>
-                <w:szCs w:val="17"/>
-                <w:rtl/>
-              </w:rPr>
-              <w:t xml:space="preserve">**</w:t>
-            </w:r>
-            <w:r>
-              <w:rPr>
-                <w:rFonts w:ascii="Arial" w:cs="Arial" w:eastAsia="Arial" w:hAnsi="Arial"/>
-                <w:sz w:val="17"/>
-                <w:szCs w:val="17"/>
-                <w:rtl/>
-              </w:rPr>
-              <w:t xml:space="preserve"> </w:t>
-            </w:r>
-            <w:r>
-              <w:rPr>
-                <w:rFonts w:ascii="Arial" w:cs="Arial" w:eastAsia="Arial" w:hAnsi="Arial"/>
-                <w:sz w:val="17"/>
-                <w:szCs w:val="17"/>
-                <w:rtl/>
-              </w:rPr>
-              <w:t xml:space="preserve">(</w:t>
-            </w:r>
-            <w:r>
-              <w:rPr>
-                <w:rFonts w:ascii="Arial" w:cs="Arial" w:eastAsia="Arial" w:hAnsi="Arial"/>
-                <w:sz w:val="17"/>
-                <w:szCs w:val="17"/>
-                <w:rtl/>
-              </w:rPr>
-              <w:t xml:space="preserve">من الذمة إلى الفاتورة</w:t>
-            </w:r>
-            <w:r>
-              <w:rPr>
-                <w:rFonts w:ascii="Arial" w:cs="Arial" w:eastAsia="Arial" w:hAnsi="Arial"/>
-                <w:sz w:val="17"/>
-                <w:szCs w:val="17"/>
-                <w:rtl/>
-              </w:rPr>
-              <w:t xml:space="preserve">).</w:t>
-            </w:r>
-            <w:r>
-              <w:rPr>
-                <w:rFonts w:ascii="Arial" w:cs="Arial" w:eastAsia="Arial" w:hAnsi="Arial"/>
-                <w:sz w:val="17"/>
-                <w:szCs w:val="17"/>
-                <w:rtl/>
-              </w:rPr>
-              <w:t xml:space="preserve"> </w:t>
-            </w:r>
-            <w:r>
-              <w:rPr>
-                <w:rFonts w:ascii="Arial" w:cs="Arial" w:eastAsia="Arial" w:hAnsi="Arial"/>
-                <w:sz w:val="17"/>
-                <w:szCs w:val="17"/>
-                <w:rtl/>
-              </w:rPr>
-              <w:t xml:space="preserve">**</w:t>
-            </w:r>
-            <w:r>
-              <w:rPr>
-                <w:rFonts w:ascii="Arial" w:cs="Arial" w:eastAsia="Arial" w:hAnsi="Arial"/>
-                <w:sz w:val="17"/>
-                <w:szCs w:val="17"/>
-                <w:rtl/>
-              </w:rPr>
-              <w:t xml:space="preserve">وما عدا الثلاثة رابطٌ يُخرج</w:t>
+              <w:t xml:space="preserve">وما لا يجد زاويةً يُخرج، وما يجدها يبقى بها</w:t>
             </w:r>
             <w:r>
               <w:rPr>
@@ -15910,7 +17595,7 @@
                 <w:szCs w:val="17"/>
                 <w:rtl/>
               </w:rPr>
-              <w:t xml:space="preserve">⑥ الحركة والتشغيل</w:t>
+              <w:t xml:space="preserve">⑥ الموقع</w:t>
             </w:r>
           </w:p>
         </w:tc>
@@ -18885,7 +20570,7 @@
                 <w:szCs w:val="15"/>
                 <w:rtl w:val="false"/>
               </w:rPr>
-              <w:t xml:space="preserve">① التشغيل            ② الحركة والتشغيل — الموقع    ③ الموردون</w:t>
+              <w:t xml:space="preserve">① التشغيل            ② الموقع (الموقع) — الموقع    ③ الموردون</w:t>
             </w:r>
           </w:p>
           <w:p>
@@ -19395,7 +21080,7 @@
                 <w:szCs w:val="15"/>
                 <w:rtl w:val="false"/>
               </w:rPr>
-              <w:t xml:space="preserve">⑩ النقل والترحيل     ⑪ مركزُ البلاغات               ⑫ الحوكمةُ والصلاحيات</w:t>
+              <w:t xml:space="preserve">⑩ النقل والترحيل     ⑪ مركزُ البلاغات               ⑫ الحوكمةُ والالتزام</w:t>
             </w:r>
           </w:p>
           <w:p>
@@ -19685,7 +21370,7 @@
                 <w:szCs w:val="17"/>
                 <w:rtl/>
               </w:rPr>
-              <w:t xml:space="preserve">«إدارةُ المشغّلين والقوى التشغيلية» حُسم فصلُها عن الموارد البشرية</w:t>
+              <w:t xml:space="preserve">«إدارةُ القوى التشغيلية» حُسم فصلُها عن الموارد البشرية</w:t>
             </w:r>
             <w:r>
               <w:rPr>
@@ -20018,7 +21703,7 @@
                 <w:szCs w:val="15"/>
                 <w:rtl w:val="false"/>
               </w:rPr>
-              <w:t xml:space="preserve">⑬ المشغّلون والقوى التشغيلية      ⑭ التمويل والملكية (تُبنى في بوابتها)</w:t>
+              <w:t xml:space="preserve">⑬ القوى التشغيلية      ⑭ التمويل والملكية (تُبنى في بوابتها)</w:t>
             </w:r>
           </w:p>
           <w:p>
@@ -20429,31 +22114,55 @@
                 <w:szCs w:val="17"/>
                 <w:rtl/>
               </w:rPr>
-              <w:t xml:space="preserve">قائمةٌ مستقلة</w:t>
-            </w:r>
-            <w:r>
-              <w:rPr>
-                <w:rFonts w:ascii="Arial" w:cs="Arial" w:eastAsia="Arial" w:hAnsi="Arial"/>
-                <w:b w:val="false"/>
-                <w:bCs w:val="false"/>
-                <w:color w:val="1A1A1A"/>
-                <w:sz w:val="17"/>
-                <w:szCs w:val="17"/>
-                <w:rtl/>
-              </w:rPr>
-              <w:t xml:space="preserve">**</w:t>
-            </w:r>
-            <w:r>
-              <w:rPr>
-                <w:rFonts w:ascii="Arial" w:cs="Arial" w:eastAsia="Arial" w:hAnsi="Arial"/>
-                <w:b w:val="false"/>
-                <w:bCs w:val="false"/>
-                <w:color w:val="1A1A1A"/>
-                <w:sz w:val="17"/>
-                <w:szCs w:val="17"/>
-                <w:rtl/>
-              </w:rPr>
-              <w:t xml:space="preserve"> — التشغيلُ </w:t>
+              <w:t xml:space="preserve">الطبقةُ الموازيةُ </w:t>
+            </w:r>
+            <w:r>
+              <w:rPr>
+                <w:rFonts w:ascii="Arial" w:cs="Arial" w:eastAsia="Arial" w:hAnsi="Arial"/>
+                <w:b w:val="false"/>
+                <w:bCs w:val="false"/>
+                <w:color w:val="1A1A1A"/>
+                <w:sz w:val="17"/>
+                <w:szCs w:val="17"/>
+                <w:rtl/>
+              </w:rPr>
+              <w:t xml:space="preserve">(</w:t>
+            </w:r>
+            <w:r>
+              <w:rPr>
+                <w:rFonts w:ascii="Arial" w:cs="Arial" w:eastAsia="Arial" w:hAnsi="Arial"/>
+                <w:b w:val="false"/>
+                <w:bCs w:val="false"/>
+                <w:color w:val="1A1A1A"/>
+                <w:sz w:val="17"/>
+                <w:szCs w:val="17"/>
+                <w:rtl/>
+              </w:rPr>
+              <w:t xml:space="preserve">٦ إداراتٍ ومجالان</w:t>
+            </w:r>
+            <w:r>
+              <w:rPr>
+                <w:rFonts w:ascii="Arial" w:cs="Arial" w:eastAsia="Arial" w:hAnsi="Arial"/>
+                <w:b w:val="false"/>
+                <w:bCs w:val="false"/>
+                <w:color w:val="1A1A1A"/>
+                <w:sz w:val="17"/>
+                <w:szCs w:val="17"/>
+                <w:rtl/>
+              </w:rPr>
+              <w:t xml:space="preserve">)**:</w:t>
+            </w:r>
+            <w:r>
+              <w:rPr>
+                <w:rFonts w:ascii="Arial" w:cs="Arial" w:eastAsia="Arial" w:hAnsi="Arial"/>
+                <w:b w:val="false"/>
+                <w:bCs w:val="false"/>
+                <w:color w:val="1A1A1A"/>
+                <w:sz w:val="17"/>
+                <w:szCs w:val="17"/>
+                <w:rtl/>
+              </w:rPr>
+              <w:t xml:space="preserve"> المبيعاتُ </w:t>
             </w:r>
             <w:r>
               <w:rPr>
@@ -20477,7 +22186,7 @@
                 <w:szCs w:val="17"/>
                 <w:rtl/>
               </w:rPr>
-              <w:t xml:space="preserve"> الحركةُ والتشغيل </w:t>
+              <w:t xml:space="preserve"> الماليةُ </w:t>
             </w:r>
             <w:r>
               <w:rPr>
@@ -20501,7 +22210,7 @@
                 <w:szCs w:val="17"/>
                 <w:rtl/>
               </w:rPr>
-              <w:t xml:space="preserve"> الموردون </w:t>
+              <w:t xml:space="preserve"> التمويلُ </w:t>
             </w:r>
             <w:r>
               <w:rPr>
@@ -20525,7 +22234,7 @@
                 <w:szCs w:val="17"/>
                 <w:rtl/>
               </w:rPr>
-              <w:t xml:space="preserve"> المشغّلون </w:t>
+              <w:t xml:space="preserve"> الأسطولُ </w:t>
             </w:r>
             <w:r>
               <w:rPr>
@@ -20549,7 +22258,55 @@
                 <w:szCs w:val="17"/>
                 <w:rtl/>
               </w:rPr>
-              <w:t xml:space="preserve"> الأسطولُ </w:t>
+              <w:t xml:space="preserve"> </w:t>
+            </w:r>
+            <w:r>
+              <w:rPr>
+                <w:rFonts w:ascii="Arial" w:cs="Arial" w:eastAsia="Arial" w:hAnsi="Arial"/>
+                <w:b w:val="false"/>
+                <w:bCs w:val="false"/>
+                <w:color w:val="1A1A1A"/>
+                <w:sz w:val="17"/>
+                <w:szCs w:val="17"/>
+                <w:rtl/>
+              </w:rPr>
+              <w:t xml:space="preserve">**</w:t>
+            </w:r>
+            <w:r>
+              <w:rPr>
+                <w:rFonts w:ascii="Arial" w:cs="Arial" w:eastAsia="Arial" w:hAnsi="Arial"/>
+                <w:b w:val="false"/>
+                <w:bCs w:val="false"/>
+                <w:color w:val="1A1A1A"/>
+                <w:sz w:val="17"/>
+                <w:szCs w:val="17"/>
+                <w:rtl/>
+              </w:rPr>
+              <w:t xml:space="preserve">الموردون</w:t>
+            </w:r>
+            <w:r>
+              <w:rPr>
+                <w:rFonts w:ascii="Arial" w:cs="Arial" w:eastAsia="Arial" w:hAnsi="Arial"/>
+                <w:b w:val="false"/>
+                <w:bCs w:val="false"/>
+                <w:color w:val="1A1A1A"/>
+                <w:sz w:val="17"/>
+                <w:szCs w:val="17"/>
+                <w:rtl/>
+              </w:rPr>
+              <w:t xml:space="preserve">**</w:t>
+            </w:r>
+            <w:r>
+              <w:rPr>
+                <w:rFonts w:ascii="Arial" w:cs="Arial" w:eastAsia="Arial" w:hAnsi="Arial"/>
+                <w:b w:val="false"/>
+                <w:bCs w:val="false"/>
+                <w:color w:val="1A1A1A"/>
+                <w:sz w:val="17"/>
+                <w:szCs w:val="17"/>
+                <w:rtl/>
+              </w:rPr>
+              <w:t xml:space="preserve"> </w:t>
             </w:r>
             <w:r>
               <w:rPr>
@@ -20573,6 +22330,342 @@
                 <w:szCs w:val="17"/>
                 <w:rtl/>
               </w:rPr>
+              <w:t xml:space="preserve"> </w:t>
+            </w:r>
+            <w:r>
+              <w:rPr>
+                <w:rFonts w:ascii="Arial" w:cs="Arial" w:eastAsia="Arial" w:hAnsi="Arial"/>
+                <w:b w:val="false"/>
+                <w:bCs w:val="false"/>
+                <w:color w:val="1A1A1A"/>
+                <w:sz w:val="17"/>
+                <w:szCs w:val="17"/>
+                <w:rtl/>
+              </w:rPr>
+              <w:t xml:space="preserve">**</w:t>
+            </w:r>
+            <w:r>
+              <w:rPr>
+                <w:rFonts w:ascii="Arial" w:cs="Arial" w:eastAsia="Arial" w:hAnsi="Arial"/>
+                <w:b w:val="false"/>
+                <w:bCs w:val="false"/>
+                <w:color w:val="1A1A1A"/>
+                <w:sz w:val="17"/>
+                <w:szCs w:val="17"/>
+                <w:rtl/>
+              </w:rPr>
+              <w:t xml:space="preserve">الموارِدُ البشرية</w:t>
+            </w:r>
+            <w:r>
+              <w:rPr>
+                <w:rFonts w:ascii="Arial" w:cs="Arial" w:eastAsia="Arial" w:hAnsi="Arial"/>
+                <w:b w:val="false"/>
+                <w:bCs w:val="false"/>
+                <w:color w:val="1A1A1A"/>
+                <w:sz w:val="17"/>
+                <w:szCs w:val="17"/>
+                <w:rtl/>
+              </w:rPr>
+              <w:t xml:space="preserve">**</w:t>
+            </w:r>
+            <w:r>
+              <w:rPr>
+                <w:rFonts w:ascii="Arial" w:cs="Arial" w:eastAsia="Arial" w:hAnsi="Arial"/>
+                <w:b w:val="false"/>
+                <w:bCs w:val="false"/>
+                <w:color w:val="1A1A1A"/>
+                <w:sz w:val="17"/>
+                <w:szCs w:val="17"/>
+                <w:rtl/>
+              </w:rPr>
+              <w:t xml:space="preserve"> </w:t>
+            </w:r>
+            <w:r>
+              <w:rPr>
+                <w:rFonts w:ascii="Arial" w:cs="Arial" w:eastAsia="Arial" w:hAnsi="Arial"/>
+                <w:b w:val="false"/>
+                <w:bCs w:val="false"/>
+                <w:color w:val="1A1A1A"/>
+                <w:sz w:val="17"/>
+                <w:szCs w:val="17"/>
+                <w:rtl/>
+              </w:rPr>
+              <w:t xml:space="preserve">·</w:t>
+            </w:r>
+            <w:r>
+              <w:rPr>
+                <w:rFonts w:ascii="Arial" w:cs="Arial" w:eastAsia="Arial" w:hAnsi="Arial"/>
+                <w:b w:val="false"/>
+                <w:bCs w:val="false"/>
+                <w:color w:val="1A1A1A"/>
+                <w:sz w:val="17"/>
+                <w:szCs w:val="17"/>
+                <w:rtl/>
+              </w:rPr>
+              <w:t xml:space="preserve"> </w:t>
+            </w:r>
+            <w:r>
+              <w:rPr>
+                <w:rFonts w:ascii="Arial" w:cs="Arial" w:eastAsia="Arial" w:hAnsi="Arial"/>
+                <w:b w:val="false"/>
+                <w:bCs w:val="false"/>
+                <w:color w:val="1A1A1A"/>
+                <w:sz w:val="17"/>
+                <w:szCs w:val="17"/>
+                <w:rtl/>
+              </w:rPr>
+              <w:t xml:space="preserve">**</w:t>
+            </w:r>
+            <w:r>
+              <w:rPr>
+                <w:rFonts w:ascii="Arial" w:cs="Arial" w:eastAsia="Arial" w:hAnsi="Arial"/>
+                <w:b w:val="false"/>
+                <w:bCs w:val="false"/>
+                <w:color w:val="1A1A1A"/>
+                <w:sz w:val="17"/>
+                <w:szCs w:val="17"/>
+                <w:rtl/>
+              </w:rPr>
+              <w:t xml:space="preserve">الحوكمةُ والالتزام</w:t>
+            </w:r>
+            <w:r>
+              <w:rPr>
+                <w:rFonts w:ascii="Arial" w:cs="Arial" w:eastAsia="Arial" w:hAnsi="Arial"/>
+                <w:b w:val="false"/>
+                <w:bCs w:val="false"/>
+                <w:color w:val="1A1A1A"/>
+                <w:sz w:val="17"/>
+                <w:szCs w:val="17"/>
+                <w:rtl/>
+              </w:rPr>
+              <w:t xml:space="preserve">**</w:t>
+            </w:r>
+            <w:r>
+              <w:rPr>
+                <w:rFonts w:ascii="Arial" w:cs="Arial" w:eastAsia="Arial" w:hAnsi="Arial"/>
+                <w:b w:val="false"/>
+                <w:bCs w:val="false"/>
+                <w:color w:val="1A1A1A"/>
+                <w:sz w:val="17"/>
+                <w:szCs w:val="17"/>
+                <w:rtl/>
+              </w:rPr>
+              <w:t xml:space="preserve"> </w:t>
+            </w:r>
+            <w:r>
+              <w:rPr>
+                <w:rFonts w:ascii="Arial" w:cs="Arial" w:eastAsia="Arial" w:hAnsi="Arial"/>
+                <w:b w:val="false"/>
+                <w:bCs w:val="false"/>
+                <w:color w:val="1A1A1A"/>
+                <w:sz w:val="17"/>
+                <w:szCs w:val="17"/>
+                <w:rtl/>
+              </w:rPr>
+              <w:t xml:space="preserve">·</w:t>
+            </w:r>
+            <w:r>
+              <w:rPr>
+                <w:rFonts w:ascii="Arial" w:cs="Arial" w:eastAsia="Arial" w:hAnsi="Arial"/>
+                <w:b w:val="false"/>
+                <w:bCs w:val="false"/>
+                <w:color w:val="1A1A1A"/>
+                <w:sz w:val="17"/>
+                <w:szCs w:val="17"/>
+                <w:rtl/>
+              </w:rPr>
+              <w:t xml:space="preserve"> مركزُ البلاغات</w:t>
+            </w:r>
+            <w:r>
+              <w:rPr>
+                <w:rFonts w:ascii="Arial" w:cs="Arial" w:eastAsia="Arial" w:hAnsi="Arial"/>
+                <w:b w:val="false"/>
+                <w:bCs w:val="false"/>
+                <w:color w:val="1A1A1A"/>
+                <w:sz w:val="17"/>
+                <w:szCs w:val="17"/>
+                <w:rtl/>
+              </w:rPr>
+              <w:t xml:space="preserve">.</w:t>
+            </w:r>
+            <w:r>
+              <w:rPr>
+                <w:rFonts w:ascii="Arial" w:cs="Arial" w:eastAsia="Arial" w:hAnsi="Arial"/>
+                <w:b w:val="false"/>
+                <w:bCs w:val="false"/>
+                <w:color w:val="1A1A1A"/>
+                <w:sz w:val="17"/>
+                <w:szCs w:val="17"/>
+                <w:rtl/>
+              </w:rPr>
+              <w:t xml:space="preserve"> </w:t>
+            </w:r>
+            <w:r>
+              <w:rPr>
+                <w:rFonts w:ascii="Arial" w:cs="Arial" w:eastAsia="Arial" w:hAnsi="Arial"/>
+                <w:b w:val="false"/>
+                <w:bCs w:val="false"/>
+                <w:color w:val="1A1A1A"/>
+                <w:sz w:val="17"/>
+                <w:szCs w:val="17"/>
+                <w:rtl/>
+              </w:rPr>
+              <w:t xml:space="preserve">**</w:t>
+            </w:r>
+            <w:r>
+              <w:rPr>
+                <w:rFonts w:ascii="Arial" w:cs="Arial" w:eastAsia="Arial" w:hAnsi="Arial"/>
+                <w:b w:val="false"/>
+                <w:bCs w:val="false"/>
+                <w:color w:val="1A1A1A"/>
+                <w:sz w:val="17"/>
+                <w:szCs w:val="17"/>
+                <w:rtl/>
+              </w:rPr>
+              <w:t xml:space="preserve">والطبقةُ التشغيليةُ </w:t>
+            </w:r>
+            <w:r>
+              <w:rPr>
+                <w:rFonts w:ascii="Arial" w:cs="Arial" w:eastAsia="Arial" w:hAnsi="Arial"/>
+                <w:b w:val="false"/>
+                <w:bCs w:val="false"/>
+                <w:color w:val="1A1A1A"/>
+                <w:sz w:val="17"/>
+                <w:szCs w:val="17"/>
+                <w:rtl/>
+              </w:rPr>
+              <w:t xml:space="preserve">(</w:t>
+            </w:r>
+            <w:r>
+              <w:rPr>
+                <w:rFonts w:ascii="Arial" w:cs="Arial" w:eastAsia="Arial" w:hAnsi="Arial"/>
+                <w:b w:val="false"/>
+                <w:bCs w:val="false"/>
+                <w:color w:val="1A1A1A"/>
+                <w:sz w:val="17"/>
+                <w:szCs w:val="17"/>
+                <w:rtl/>
+              </w:rPr>
+              <w:t xml:space="preserve">٦</w:t>
+            </w:r>
+            <w:r>
+              <w:rPr>
+                <w:rFonts w:ascii="Arial" w:cs="Arial" w:eastAsia="Arial" w:hAnsi="Arial"/>
+                <w:b w:val="false"/>
+                <w:bCs w:val="false"/>
+                <w:color w:val="1A1A1A"/>
+                <w:sz w:val="17"/>
+                <w:szCs w:val="17"/>
+                <w:rtl/>
+              </w:rPr>
+              <w:t xml:space="preserve">)**:</w:t>
+            </w:r>
+            <w:r>
+              <w:rPr>
+                <w:rFonts w:ascii="Arial" w:cs="Arial" w:eastAsia="Arial" w:hAnsi="Arial"/>
+                <w:b w:val="false"/>
+                <w:bCs w:val="false"/>
+                <w:color w:val="1A1A1A"/>
+                <w:sz w:val="17"/>
+                <w:szCs w:val="17"/>
+                <w:rtl/>
+              </w:rPr>
+              <w:t xml:space="preserve"> التشغيلُ </w:t>
+            </w:r>
+            <w:r>
+              <w:rPr>
+                <w:rFonts w:ascii="Arial" w:cs="Arial" w:eastAsia="Arial" w:hAnsi="Arial"/>
+                <w:b w:val="false"/>
+                <w:bCs w:val="false"/>
+                <w:color w:val="1A1A1A"/>
+                <w:sz w:val="17"/>
+                <w:szCs w:val="17"/>
+                <w:rtl/>
+              </w:rPr>
+              <w:t xml:space="preserve">·</w:t>
+            </w:r>
+            <w:r>
+              <w:rPr>
+                <w:rFonts w:ascii="Arial" w:cs="Arial" w:eastAsia="Arial" w:hAnsi="Arial"/>
+                <w:b w:val="false"/>
+                <w:bCs w:val="false"/>
+                <w:color w:val="1A1A1A"/>
+                <w:sz w:val="17"/>
+                <w:szCs w:val="17"/>
+                <w:rtl/>
+              </w:rPr>
+              <w:t xml:space="preserve"> </w:t>
+            </w:r>
+            <w:r>
+              <w:rPr>
+                <w:rFonts w:ascii="Arial" w:cs="Arial" w:eastAsia="Arial" w:hAnsi="Arial"/>
+                <w:b w:val="false"/>
+                <w:bCs w:val="false"/>
+                <w:color w:val="1A1A1A"/>
+                <w:sz w:val="17"/>
+                <w:szCs w:val="17"/>
+                <w:rtl/>
+              </w:rPr>
+              <w:t xml:space="preserve">**</w:t>
+            </w:r>
+            <w:r>
+              <w:rPr>
+                <w:rFonts w:ascii="Arial" w:cs="Arial" w:eastAsia="Arial" w:hAnsi="Arial"/>
+                <w:b w:val="false"/>
+                <w:bCs w:val="false"/>
+                <w:color w:val="1A1A1A"/>
+                <w:sz w:val="17"/>
+                <w:szCs w:val="17"/>
+                <w:rtl/>
+              </w:rPr>
+              <w:t xml:space="preserve">إدارةُ الموقع</w:t>
+            </w:r>
+            <w:r>
+              <w:rPr>
+                <w:rFonts w:ascii="Arial" w:cs="Arial" w:eastAsia="Arial" w:hAnsi="Arial"/>
+                <w:b w:val="false"/>
+                <w:bCs w:val="false"/>
+                <w:color w:val="1A1A1A"/>
+                <w:sz w:val="17"/>
+                <w:szCs w:val="17"/>
+                <w:rtl/>
+              </w:rPr>
+              <w:t xml:space="preserve">**</w:t>
+            </w:r>
+            <w:r>
+              <w:rPr>
+                <w:rFonts w:ascii="Arial" w:cs="Arial" w:eastAsia="Arial" w:hAnsi="Arial"/>
+                <w:b w:val="false"/>
+                <w:bCs w:val="false"/>
+                <w:color w:val="1A1A1A"/>
+                <w:sz w:val="17"/>
+                <w:szCs w:val="17"/>
+                <w:rtl/>
+              </w:rPr>
+              <w:t xml:space="preserve"> </w:t>
+            </w:r>
+            <w:r>
+              <w:rPr>
+                <w:rFonts w:ascii="Arial" w:cs="Arial" w:eastAsia="Arial" w:hAnsi="Arial"/>
+                <w:b w:val="false"/>
+                <w:bCs w:val="false"/>
+                <w:color w:val="1A1A1A"/>
+                <w:sz w:val="17"/>
+                <w:szCs w:val="17"/>
+                <w:rtl/>
+              </w:rPr>
+              <w:t xml:space="preserve">·</w:t>
+            </w:r>
+            <w:r>
+              <w:rPr>
+                <w:rFonts w:ascii="Arial" w:cs="Arial" w:eastAsia="Arial" w:hAnsi="Arial"/>
+                <w:b w:val="false"/>
+                <w:bCs w:val="false"/>
+                <w:color w:val="1A1A1A"/>
+                <w:sz w:val="17"/>
+                <w:szCs w:val="17"/>
+                <w:rtl/>
+              </w:rPr>
               <w:t xml:space="preserve"> الصيانةُ </w:t>
             </w:r>
             <w:r>
@@ -20597,7 +22690,55 @@
                 <w:szCs w:val="17"/>
                 <w:rtl/>
               </w:rPr>
-              <w:t xml:space="preserve"> النقلُ </w:t>
+              <w:t xml:space="preserve"> </w:t>
+            </w:r>
+            <w:r>
+              <w:rPr>
+                <w:rFonts w:ascii="Arial" w:cs="Arial" w:eastAsia="Arial" w:hAnsi="Arial"/>
+                <w:b w:val="false"/>
+                <w:bCs w:val="false"/>
+                <w:color w:val="1A1A1A"/>
+                <w:sz w:val="17"/>
+                <w:szCs w:val="17"/>
+                <w:rtl/>
+              </w:rPr>
+              <w:t xml:space="preserve">**</w:t>
+            </w:r>
+            <w:r>
+              <w:rPr>
+                <w:rFonts w:ascii="Arial" w:cs="Arial" w:eastAsia="Arial" w:hAnsi="Arial"/>
+                <w:b w:val="false"/>
+                <w:bCs w:val="false"/>
+                <w:color w:val="1A1A1A"/>
+                <w:sz w:val="17"/>
+                <w:szCs w:val="17"/>
+                <w:rtl/>
+              </w:rPr>
+              <w:t xml:space="preserve">القوى التشغيلية</w:t>
+            </w:r>
+            <w:r>
+              <w:rPr>
+                <w:rFonts w:ascii="Arial" w:cs="Arial" w:eastAsia="Arial" w:hAnsi="Arial"/>
+                <w:b w:val="false"/>
+                <w:bCs w:val="false"/>
+                <w:color w:val="1A1A1A"/>
+                <w:sz w:val="17"/>
+                <w:szCs w:val="17"/>
+                <w:rtl/>
+              </w:rPr>
+              <w:t xml:space="preserve">**</w:t>
+            </w:r>
+            <w:r>
+              <w:rPr>
+                <w:rFonts w:ascii="Arial" w:cs="Arial" w:eastAsia="Arial" w:hAnsi="Arial"/>
+                <w:b w:val="false"/>
+                <w:bCs w:val="false"/>
+                <w:color w:val="1A1A1A"/>
+                <w:sz w:val="17"/>
+                <w:szCs w:val="17"/>
+                <w:rtl/>
+              </w:rPr>
+              <w:t xml:space="preserve"> </w:t>
             </w:r>
             <w:r>
               <w:rPr>
@@ -20621,7 +22762,7 @@
                 <w:szCs w:val="17"/>
                 <w:rtl/>
               </w:rPr>
-              <w:t xml:space="preserve"> المبيعاتُ </w:t>
+              <w:t xml:space="preserve"> النقلُ والترحيلُ </w:t>
             </w:r>
             <w:r>
               <w:rPr>
@@ -20645,103 +22786,31 @@
                 <w:szCs w:val="17"/>
                 <w:rtl/>
               </w:rPr>
-              <w:t xml:space="preserve"> الموارِدُ البشريةُ </w:t>
-            </w:r>
-            <w:r>
-              <w:rPr>
-                <w:rFonts w:ascii="Arial" w:cs="Arial" w:eastAsia="Arial" w:hAnsi="Arial"/>
-                <w:b w:val="false"/>
-                <w:bCs w:val="false"/>
-                <w:color w:val="1A1A1A"/>
-                <w:sz w:val="17"/>
-                <w:szCs w:val="17"/>
-                <w:rtl/>
-              </w:rPr>
-              <w:t xml:space="preserve">·</w:t>
-            </w:r>
-            <w:r>
-              <w:rPr>
-                <w:rFonts w:ascii="Arial" w:cs="Arial" w:eastAsia="Arial" w:hAnsi="Arial"/>
-                <w:b w:val="false"/>
-                <w:bCs w:val="false"/>
-                <w:color w:val="1A1A1A"/>
-                <w:sz w:val="17"/>
-                <w:szCs w:val="17"/>
-                <w:rtl/>
-              </w:rPr>
-              <w:t xml:space="preserve"> الماليةُ </w:t>
-            </w:r>
-            <w:r>
-              <w:rPr>
-                <w:rFonts w:ascii="Arial" w:cs="Arial" w:eastAsia="Arial" w:hAnsi="Arial"/>
-                <w:b w:val="false"/>
-                <w:bCs w:val="false"/>
-                <w:color w:val="1A1A1A"/>
-                <w:sz w:val="17"/>
-                <w:szCs w:val="17"/>
-                <w:rtl/>
-              </w:rPr>
-              <w:t xml:space="preserve">·</w:t>
-            </w:r>
-            <w:r>
-              <w:rPr>
-                <w:rFonts w:ascii="Arial" w:cs="Arial" w:eastAsia="Arial" w:hAnsi="Arial"/>
-                <w:b w:val="false"/>
-                <w:bCs w:val="false"/>
-                <w:color w:val="1A1A1A"/>
-                <w:sz w:val="17"/>
-                <w:szCs w:val="17"/>
-                <w:rtl/>
-              </w:rPr>
-              <w:t xml:space="preserve"> الحوكمةُ </w:t>
-            </w:r>
-            <w:r>
-              <w:rPr>
-                <w:rFonts w:ascii="Arial" w:cs="Arial" w:eastAsia="Arial" w:hAnsi="Arial"/>
-                <w:b w:val="false"/>
-                <w:bCs w:val="false"/>
-                <w:color w:val="1A1A1A"/>
-                <w:sz w:val="17"/>
-                <w:szCs w:val="17"/>
-                <w:rtl/>
-              </w:rPr>
-              <w:t xml:space="preserve">·</w:t>
-            </w:r>
-            <w:r>
-              <w:rPr>
-                <w:rFonts w:ascii="Arial" w:cs="Arial" w:eastAsia="Arial" w:hAnsi="Arial"/>
-                <w:b w:val="false"/>
-                <w:bCs w:val="false"/>
-                <w:color w:val="1A1A1A"/>
-                <w:sz w:val="17"/>
-                <w:szCs w:val="17"/>
-                <w:rtl/>
-              </w:rPr>
-              <w:t xml:space="preserve"> مركزُ البلاغات — </w:t>
-            </w:r>
-            <w:r>
-              <w:rPr>
-                <w:rFonts w:ascii="Arial" w:cs="Arial" w:eastAsia="Arial" w:hAnsi="Arial"/>
-                <w:b w:val="false"/>
-                <w:bCs w:val="false"/>
-                <w:color w:val="1A1A1A"/>
-                <w:sz w:val="17"/>
-                <w:szCs w:val="17"/>
-                <w:rtl/>
-              </w:rPr>
-              <w:t xml:space="preserve">**</w:t>
-            </w:r>
-            <w:r>
-              <w:rPr>
-                <w:rFonts w:ascii="Arial" w:cs="Arial" w:eastAsia="Arial" w:hAnsi="Arial"/>
-                <w:b w:val="false"/>
-                <w:bCs w:val="false"/>
-                <w:color w:val="1A1A1A"/>
-                <w:sz w:val="17"/>
-                <w:szCs w:val="17"/>
-                <w:rtl/>
-              </w:rPr>
-              <w:t xml:space="preserve">اثنتا عشرةَ قائمة</w:t>
+              <w:t xml:space="preserve"> </w:t>
+            </w:r>
+            <w:r>
+              <w:rPr>
+                <w:rFonts w:ascii="Arial" w:cs="Arial" w:eastAsia="Arial" w:hAnsi="Arial"/>
+                <w:b w:val="false"/>
+                <w:bCs w:val="false"/>
+                <w:color w:val="1A1A1A"/>
+                <w:sz w:val="17"/>
+                <w:szCs w:val="17"/>
+                <w:rtl/>
+              </w:rPr>
+              <w:t xml:space="preserve">**</w:t>
+            </w:r>
+            <w:r>
+              <w:rPr>
+                <w:rFonts w:ascii="Arial" w:cs="Arial" w:eastAsia="Arial" w:hAnsi="Arial"/>
+                <w:b w:val="false"/>
+                <w:bCs w:val="false"/>
+                <w:color w:val="1A1A1A"/>
+                <w:sz w:val="17"/>
+                <w:szCs w:val="17"/>
+                <w:rtl/>
+              </w:rPr>
+              <w:t xml:space="preserve">سلسلةُ الإمداد</w:t>
             </w:r>
             <w:r>
               <w:rPr>
@@ -20791,7 +22860,7 @@
                 <w:szCs w:val="17"/>
                 <w:rtl/>
               </w:rPr>
-              <w:t xml:space="preserve">① يبقى قائمةً</w:t>
+              <w:t xml:space="preserve">① يبقى قائمةً — أربعَ عشرةَ قائمةً في طبقتين</w:t>
             </w:r>
           </w:p>
         </w:tc>
@@ -20843,7 +22912,7 @@
                 <w:szCs w:val="17"/>
                 <w:rtl/>
               </w:rPr>
-              <w:t xml:space="preserve">قائمةٌ ثالثةَ عشرةَ تُبنى في بوابتها</w:t>
+              <w:t xml:space="preserve">قائمةٌ في الطبقة الموازية تُبنى في بوابتها</w:t>
             </w:r>
             <w:r>
               <w:rPr>
@@ -21179,7 +23248,7 @@
                 <w:szCs w:val="17"/>
                 <w:rtl/>
               </w:rPr>
-              <w:t xml:space="preserve">تُلغى قائمتُها وتصير أدوارًا داخل الحركة والتشغيل</w:t>
+              <w:t xml:space="preserve">تُلغى قائمتُها وتصير أدوارًا داخل الموقع</w:t>
             </w:r>
             <w:r>
               <w:rPr>
@@ -21653,7 +23722,7 @@
                 <w:szCs w:val="17"/>
                 <w:rtl/>
               </w:rPr>
-              <w:t xml:space="preserve"> ثلاثَ عشرةَ قائمةً </w:t>
+              <w:t xml:space="preserve"> أربعَ عشرةَ قائمةً </w:t>
             </w:r>
             <w:r>
               <w:rPr>
@@ -21701,7 +23770,55 @@
                 <w:szCs w:val="17"/>
                 <w:rtl/>
               </w:rPr>
-              <w:t xml:space="preserve"> — بعد أن كانت خمسَ عشرةَ قائمةً مسطَّحة</w:t>
+              <w:t xml:space="preserve"> — موزَّعةً على </w:t>
+            </w:r>
+            <w:r>
+              <w:rPr>
+                <w:rFonts w:ascii="Arial" w:cs="Arial" w:eastAsia="Arial" w:hAnsi="Arial"/>
+                <w:b w:val="false"/>
+                <w:bCs w:val="false"/>
+                <w:color w:val="1A1A1A"/>
+                <w:sz w:val="17"/>
+                <w:szCs w:val="17"/>
+                <w:rtl/>
+              </w:rPr>
+              <w:t xml:space="preserve">**</w:t>
+            </w:r>
+            <w:r>
+              <w:rPr>
+                <w:rFonts w:ascii="Arial" w:cs="Arial" w:eastAsia="Arial" w:hAnsi="Arial"/>
+                <w:b w:val="false"/>
+                <w:bCs w:val="false"/>
+                <w:color w:val="1A1A1A"/>
+                <w:sz w:val="17"/>
+                <w:szCs w:val="17"/>
+                <w:rtl/>
+              </w:rPr>
+              <w:t xml:space="preserve">طبقتين معلنتين</w:t>
+            </w:r>
+            <w:r>
+              <w:rPr>
+                <w:rFonts w:ascii="Arial" w:cs="Arial" w:eastAsia="Arial" w:hAnsi="Arial"/>
+                <w:b w:val="false"/>
+                <w:bCs w:val="false"/>
+                <w:color w:val="1A1A1A"/>
+                <w:sz w:val="17"/>
+                <w:szCs w:val="17"/>
+                <w:rtl/>
+              </w:rPr>
+              <w:t xml:space="preserve">**</w:t>
+            </w:r>
+            <w:r>
+              <w:rPr>
+                <w:rFonts w:ascii="Arial" w:cs="Arial" w:eastAsia="Arial" w:hAnsi="Arial"/>
+                <w:b w:val="false"/>
+                <w:bCs w:val="false"/>
+                <w:color w:val="1A1A1A"/>
+                <w:sz w:val="17"/>
+                <w:szCs w:val="17"/>
+                <w:rtl/>
+              </w:rPr>
+              <w:t xml:space="preserve"> بعد أن كانت خمسَ عشرةَ قائمةً مسطَّحةً بلا طبقة</w:t>
             </w:r>
           </w:p>
         </w:tc>
@@ -27562,7 +29679,7 @@
                 <w:szCs w:val="17"/>
                 <w:rtl/>
               </w:rPr>
-              <w:t xml:space="preserve"> فلا رابطَ للصيانة ولا للمشغّلين ولا للمشتريات ولا للمخازن ولا للنقل ولا لمديري الحركة</w:t>
+              <w:t xml:space="preserve"> فلا رابطَ للصيانة ولا للمشغّلين ولا للمشتريات ولا للمخازن ولا للنقل ولا لمديري المواقع</w:t>
             </w:r>
             <w:r>
               <w:rPr>
@@ -34799,16 +36916,88 @@
                 <w:szCs w:val="17"/>
                 <w:rtl/>
               </w:rPr>
-              <w:t xml:space="preserve">مئتان واثنان وأربعون صفًّا — بستةَ عشرَ عمودًا لكل صف</w:t>
-            </w:r>
-            <w:r>
-              <w:rPr>
-                <w:rFonts w:ascii="Arial" w:cs="Arial" w:eastAsia="Arial" w:hAnsi="Arial"/>
-                <w:sz w:val="17"/>
-                <w:szCs w:val="17"/>
-                <w:rtl/>
-              </w:rPr>
-              <w:t xml:space="preserve">**:</w:t>
+              <w:t xml:space="preserve">التسليمُ الحالي</w:t>
+            </w:r>
+            <w:r>
+              <w:rPr>
+                <w:rFonts w:ascii="Arial" w:cs="Arial" w:eastAsia="Arial" w:hAnsi="Arial"/>
+                <w:sz w:val="17"/>
+                <w:szCs w:val="17"/>
+                <w:rtl/>
+              </w:rPr>
+              <w:t xml:space="preserve">:</w:t>
+            </w:r>
+            <w:r>
+              <w:rPr>
+                <w:rFonts w:ascii="Arial" w:cs="Arial" w:eastAsia="Arial" w:hAnsi="Arial"/>
+                <w:sz w:val="17"/>
+                <w:szCs w:val="17"/>
+                <w:rtl/>
+              </w:rPr>
+              <w:t xml:space="preserve"> ٣٦٦ صفَّ ترحيلٍ في ورقةٍ مستقلة بأربعةَ عشرَ عمودًا — تُستكمل بثلاثة أعمدةٍ إلزامية </w:t>
+            </w:r>
+            <w:r>
+              <w:rPr>
+                <w:rFonts w:ascii="Arial" w:cs="Arial" w:eastAsia="Arial" w:hAnsi="Arial"/>
+                <w:sz w:val="17"/>
+                <w:szCs w:val="17"/>
+                <w:rtl/>
+              </w:rPr>
+              <w:t xml:space="preserve">(</w:t>
+            </w:r>
+            <w:r>
+              <w:rPr>
+                <w:rFonts w:ascii="Arial" w:cs="Arial" w:eastAsia="Arial" w:hAnsi="Arial"/>
+                <w:sz w:val="17"/>
+                <w:szCs w:val="17"/>
+                <w:rtl/>
+              </w:rPr>
+              <w:t xml:space="preserve">الشاشةُ الأم </w:t>
+            </w:r>
+            <w:r>
+              <w:rPr>
+                <w:rFonts w:ascii="Arial" w:cs="Arial" w:eastAsia="Arial" w:hAnsi="Arial"/>
+                <w:sz w:val="17"/>
+                <w:szCs w:val="17"/>
+                <w:rtl/>
+              </w:rPr>
+              <w:t xml:space="preserve">·</w:t>
+            </w:r>
+            <w:r>
+              <w:rPr>
+                <w:rFonts w:ascii="Arial" w:cs="Arial" w:eastAsia="Arial" w:hAnsi="Arial"/>
+                <w:sz w:val="17"/>
+                <w:szCs w:val="17"/>
+                <w:rtl/>
+              </w:rPr>
+              <w:t xml:space="preserve"> النطاقُ </w:t>
+            </w:r>
+            <w:r>
+              <w:rPr>
+                <w:rFonts w:ascii="Arial" w:cs="Arial" w:eastAsia="Arial" w:hAnsi="Arial"/>
+                <w:sz w:val="17"/>
+                <w:szCs w:val="17"/>
+                <w:rtl/>
+              </w:rPr>
+              <w:t xml:space="preserve">·</w:t>
+            </w:r>
+            <w:r>
+              <w:rPr>
+                <w:rFonts w:ascii="Arial" w:cs="Arial" w:eastAsia="Arial" w:hAnsi="Arial"/>
+                <w:sz w:val="17"/>
+                <w:szCs w:val="17"/>
+                <w:rtl/>
+              </w:rPr>
+              <w:t xml:space="preserve"> الزاوية</w:t>
+            </w:r>
+            <w:r>
+              <w:rPr>
+                <w:rFonts w:ascii="Arial" w:cs="Arial" w:eastAsia="Arial" w:hAnsi="Arial"/>
+                <w:sz w:val="17"/>
+                <w:szCs w:val="17"/>
+                <w:rtl/>
+              </w:rPr>
+              <w:t xml:space="preserve">)**:</w:t>
             </w:r>
             <w:r>
               <w:rPr>
@@ -37531,7 +39720,7 @@
                 <w:szCs w:val="17"/>
                 <w:rtl/>
               </w:rPr>
-              <w:t xml:space="preserve">② دمجُ الموقع في الحركة والتشغيل</w:t>
+              <w:t xml:space="preserve">② دمجُ «إدارة الموقع» و«الحركة والتشغيل» في إدارةِ الموقع</w:t>
             </w:r>
           </w:p>
         </w:tc>
@@ -38099,7 +40288,7 @@
                 <w:szCs w:val="17"/>
                 <w:rtl/>
               </w:rPr>
-              <w:t xml:space="preserve"> مديرو الحركة</w:t>
+              <w:t xml:space="preserve"> مديرو المواقع</w:t>
             </w:r>
             <w:r>
               <w:rPr>
